--- a/Customer_Package/0_Documents/5_Functional_Test_Procedure.docx
+++ b/Customer_Package/0_Documents/5_Functional_Test_Procedure.docx
@@ -2386,7 +2386,7 @@
       <w:r>
         <w:fldChar w:fldCharType="separate"/>
       </w:r>
-      <w:hyperlink w:anchor="_Toc243642549" w:history="1">
+      <w:hyperlink w:anchor="_Toc243681859" w:history="1">
         <w:r>
           <w:rPr>
             <w:rStyle w:val="Hyperlink"/>
@@ -2428,7 +2428,7 @@
             <w:noProof/>
             <w:webHidden/>
           </w:rPr>
-          <w:instrText xml:space="preserve"> PAGEREF _Toc243642549 \h </w:instrText>
+          <w:instrText xml:space="preserve"> PAGEREF _Toc243681859 \h </w:instrText>
         </w:r>
         <w:r>
           <w:rPr>
@@ -2472,7 +2472,7 @@
           <w:lang w:eastAsia="en-IN"/>
         </w:rPr>
       </w:pPr>
-      <w:hyperlink w:anchor="_Toc243642550" w:history="1">
+      <w:hyperlink w:anchor="_Toc243681860" w:history="1">
         <w:r>
           <w:rPr>
             <w:rStyle w:val="Hyperlink"/>
@@ -2516,7 +2516,7 @@
             <w:noProof/>
             <w:webHidden/>
           </w:rPr>
-          <w:instrText xml:space="preserve"> PAGEREF _Toc243642550 \h </w:instrText>
+          <w:instrText xml:space="preserve"> PAGEREF _Toc243681860 \h </w:instrText>
         </w:r>
         <w:r>
           <w:rPr>
@@ -2560,7 +2560,7 @@
           <w:lang w:eastAsia="en-IN"/>
         </w:rPr>
       </w:pPr>
-      <w:hyperlink w:anchor="_Toc243642551" w:history="1">
+      <w:hyperlink w:anchor="_Toc243681861" w:history="1">
         <w:r>
           <w:rPr>
             <w:rStyle w:val="Hyperlink"/>
@@ -2604,7 +2604,7 @@
             <w:noProof/>
             <w:webHidden/>
           </w:rPr>
-          <w:instrText xml:space="preserve"> PAGEREF _Toc243642551 \h </w:instrText>
+          <w:instrText xml:space="preserve"> PAGEREF _Toc243681861 \h </w:instrText>
         </w:r>
         <w:r>
           <w:rPr>
@@ -2648,7 +2648,7 @@
           <w:lang w:eastAsia="en-IN"/>
         </w:rPr>
       </w:pPr>
-      <w:hyperlink w:anchor="_Toc243642552" w:history="1">
+      <w:hyperlink w:anchor="_Toc243681862" w:history="1">
         <w:r>
           <w:rPr>
             <w:rStyle w:val="Hyperlink"/>
@@ -2692,7 +2692,7 @@
             <w:noProof/>
             <w:webHidden/>
           </w:rPr>
-          <w:instrText xml:space="preserve"> PAGEREF _Toc243642552 \h </w:instrText>
+          <w:instrText xml:space="preserve"> PAGEREF _Toc243681862 \h </w:instrText>
         </w:r>
         <w:r>
           <w:rPr>
@@ -2736,7 +2736,7 @@
           <w:lang w:eastAsia="en-IN"/>
         </w:rPr>
       </w:pPr>
-      <w:hyperlink w:anchor="_Toc243642553" w:history="1">
+      <w:hyperlink w:anchor="_Toc243681863" w:history="1">
         <w:r>
           <w:rPr>
             <w:rStyle w:val="Hyperlink"/>
@@ -2778,7 +2778,7 @@
             <w:noProof/>
             <w:webHidden/>
           </w:rPr>
-          <w:instrText xml:space="preserve"> PAGEREF _Toc243642553 \h </w:instrText>
+          <w:instrText xml:space="preserve"> PAGEREF _Toc243681863 \h </w:instrText>
         </w:r>
         <w:r>
           <w:rPr>
@@ -2822,7 +2822,7 @@
           <w:lang w:eastAsia="en-IN"/>
         </w:rPr>
       </w:pPr>
-      <w:hyperlink w:anchor="_Toc243642554" w:history="1">
+      <w:hyperlink w:anchor="_Toc243681864" w:history="1">
         <w:r>
           <w:rPr>
             <w:rStyle w:val="Hyperlink"/>
@@ -2864,7 +2864,7 @@
             <w:noProof/>
             <w:webHidden/>
           </w:rPr>
-          <w:instrText xml:space="preserve"> PAGEREF _Toc243642554 \h </w:instrText>
+          <w:instrText xml:space="preserve"> PAGEREF _Toc243681864 \h </w:instrText>
         </w:r>
         <w:r>
           <w:rPr>
@@ -2908,7 +2908,7 @@
           <w:lang w:eastAsia="en-IN"/>
         </w:rPr>
       </w:pPr>
-      <w:hyperlink w:anchor="_Toc243642555" w:history="1">
+      <w:hyperlink w:anchor="_Toc243681865" w:history="1">
         <w:r>
           <w:rPr>
             <w:rStyle w:val="Hyperlink"/>
@@ -2950,7 +2950,7 @@
             <w:noProof/>
             <w:webHidden/>
           </w:rPr>
-          <w:instrText xml:space="preserve"> PAGEREF _Toc243642555 \h </w:instrText>
+          <w:instrText xml:space="preserve"> PAGEREF _Toc243681865 \h </w:instrText>
         </w:r>
         <w:r>
           <w:rPr>
@@ -2994,7 +2994,7 @@
           <w:lang w:eastAsia="en-IN"/>
         </w:rPr>
       </w:pPr>
-      <w:hyperlink w:anchor="_Toc243642556" w:history="1">
+      <w:hyperlink w:anchor="_Toc243681866" w:history="1">
         <w:r>
           <w:rPr>
             <w:rStyle w:val="Hyperlink"/>
@@ -3036,7 +3036,7 @@
             <w:noProof/>
             <w:webHidden/>
           </w:rPr>
-          <w:instrText xml:space="preserve"> PAGEREF _Toc243642556 \h </w:instrText>
+          <w:instrText xml:space="preserve"> PAGEREF _Toc243681866 \h </w:instrText>
         </w:r>
         <w:r>
           <w:rPr>
@@ -3080,7 +3080,7 @@
           <w:lang w:eastAsia="en-IN"/>
         </w:rPr>
       </w:pPr>
-      <w:hyperlink w:anchor="_Toc243642557" w:history="1">
+      <w:hyperlink w:anchor="_Toc243681867" w:history="1">
         <w:r>
           <w:rPr>
             <w:rStyle w:val="Hyperlink"/>
@@ -3124,7 +3124,7 @@
             <w:noProof/>
             <w:webHidden/>
           </w:rPr>
-          <w:instrText xml:space="preserve"> PAGEREF _Toc243642557 \h </w:instrText>
+          <w:instrText xml:space="preserve"> PAGEREF _Toc243681867 \h </w:instrText>
         </w:r>
         <w:r>
           <w:rPr>
@@ -3168,7 +3168,7 @@
           <w:lang w:eastAsia="en-IN"/>
         </w:rPr>
       </w:pPr>
-      <w:hyperlink w:anchor="_Toc243642558" w:history="1">
+      <w:hyperlink w:anchor="_Toc243681868" w:history="1">
         <w:r>
           <w:rPr>
             <w:rStyle w:val="Hyperlink"/>
@@ -3212,7 +3212,7 @@
             <w:noProof/>
             <w:webHidden/>
           </w:rPr>
-          <w:instrText xml:space="preserve"> PAGEREF _Toc243642558 \h </w:instrText>
+          <w:instrText xml:space="preserve"> PAGEREF _Toc243681868 \h </w:instrText>
         </w:r>
         <w:r>
           <w:rPr>
@@ -3256,7 +3256,7 @@
           <w:lang w:eastAsia="en-IN"/>
         </w:rPr>
       </w:pPr>
-      <w:hyperlink w:anchor="_Toc243642559" w:history="1">
+      <w:hyperlink w:anchor="_Toc243681869" w:history="1">
         <w:r>
           <w:rPr>
             <w:rStyle w:val="Hyperlink"/>
@@ -3300,7 +3300,7 @@
             <w:noProof/>
             <w:webHidden/>
           </w:rPr>
-          <w:instrText xml:space="preserve"> PAGEREF _Toc243642559 \h </w:instrText>
+          <w:instrText xml:space="preserve"> PAGEREF _Toc243681869 \h </w:instrText>
         </w:r>
         <w:r>
           <w:rPr>
@@ -3344,7 +3344,7 @@
           <w:lang w:eastAsia="en-IN"/>
         </w:rPr>
       </w:pPr>
-      <w:hyperlink w:anchor="_Toc243642560" w:history="1">
+      <w:hyperlink w:anchor="_Toc243681870" w:history="1">
         <w:r>
           <w:rPr>
             <w:rStyle w:val="Hyperlink"/>
@@ -3388,7 +3388,7 @@
             <w:noProof/>
             <w:webHidden/>
           </w:rPr>
-          <w:instrText xml:space="preserve"> PAGEREF _Toc243642560 \h </w:instrText>
+          <w:instrText xml:space="preserve"> PAGEREF _Toc243681870 \h </w:instrText>
         </w:r>
         <w:r>
           <w:rPr>
@@ -3432,7 +3432,7 @@
           <w:lang w:eastAsia="en-IN"/>
         </w:rPr>
       </w:pPr>
-      <w:hyperlink w:anchor="_Toc243642561" w:history="1">
+      <w:hyperlink w:anchor="_Toc243681871" w:history="1">
         <w:r>
           <w:rPr>
             <w:rStyle w:val="Hyperlink"/>
@@ -3476,7 +3476,7 @@
             <w:noProof/>
             <w:webHidden/>
           </w:rPr>
-          <w:instrText xml:space="preserve"> PAGEREF _Toc243642561 \h </w:instrText>
+          <w:instrText xml:space="preserve"> PAGEREF _Toc243681871 \h </w:instrText>
         </w:r>
         <w:r>
           <w:rPr>
@@ -3520,7 +3520,7 @@
           <w:lang w:eastAsia="en-IN"/>
         </w:rPr>
       </w:pPr>
-      <w:hyperlink w:anchor="_Toc243642562" w:history="1">
+      <w:hyperlink w:anchor="_Toc243681872" w:history="1">
         <w:r>
           <w:rPr>
             <w:rStyle w:val="Hyperlink"/>
@@ -3564,7 +3564,7 @@
             <w:noProof/>
             <w:webHidden/>
           </w:rPr>
-          <w:instrText xml:space="preserve"> PAGEREF _Toc243642562 \h </w:instrText>
+          <w:instrText xml:space="preserve"> PAGEREF _Toc243681872 \h </w:instrText>
         </w:r>
         <w:r>
           <w:rPr>
@@ -3608,7 +3608,7 @@
           <w:lang w:eastAsia="en-IN"/>
         </w:rPr>
       </w:pPr>
-      <w:hyperlink w:anchor="_Toc243642563" w:history="1">
+      <w:hyperlink w:anchor="_Toc243681873" w:history="1">
         <w:r>
           <w:rPr>
             <w:rStyle w:val="Hyperlink"/>
@@ -3652,7 +3652,7 @@
             <w:noProof/>
             <w:webHidden/>
           </w:rPr>
-          <w:instrText xml:space="preserve"> PAGEREF _Toc243642563 \h </w:instrText>
+          <w:instrText xml:space="preserve"> PAGEREF _Toc243681873 \h </w:instrText>
         </w:r>
         <w:r>
           <w:rPr>
@@ -3696,7 +3696,7 @@
           <w:lang w:eastAsia="en-IN"/>
         </w:rPr>
       </w:pPr>
-      <w:hyperlink w:anchor="_Toc243642564" w:history="1">
+      <w:hyperlink w:anchor="_Toc243681874" w:history="1">
         <w:r>
           <w:rPr>
             <w:rStyle w:val="Hyperlink"/>
@@ -3740,7 +3740,7 @@
             <w:noProof/>
             <w:webHidden/>
           </w:rPr>
-          <w:instrText xml:space="preserve"> PAGEREF _Toc243642564 \h </w:instrText>
+          <w:instrText xml:space="preserve"> PAGEREF _Toc243681874 \h </w:instrText>
         </w:r>
         <w:r>
           <w:rPr>
@@ -3784,7 +3784,7 @@
           <w:lang w:eastAsia="en-IN"/>
         </w:rPr>
       </w:pPr>
-      <w:hyperlink w:anchor="_Toc243642565" w:history="1">
+      <w:hyperlink w:anchor="_Toc243681875" w:history="1">
         <w:r>
           <w:rPr>
             <w:rStyle w:val="Hyperlink"/>
@@ -3826,7 +3826,7 @@
             <w:noProof/>
             <w:webHidden/>
           </w:rPr>
-          <w:instrText xml:space="preserve"> PAGEREF _Toc243642565 \h </w:instrText>
+          <w:instrText xml:space="preserve"> PAGEREF _Toc243681875 \h </w:instrText>
         </w:r>
         <w:r>
           <w:rPr>
@@ -3870,7 +3870,7 @@
           <w:lang w:eastAsia="en-IN"/>
         </w:rPr>
       </w:pPr>
-      <w:hyperlink w:anchor="_Toc243642566" w:history="1">
+      <w:hyperlink w:anchor="_Toc243681876" w:history="1">
         <w:r>
           <w:rPr>
             <w:rStyle w:val="Hyperlink"/>
@@ -3912,7 +3912,7 @@
             <w:noProof/>
             <w:webHidden/>
           </w:rPr>
-          <w:instrText xml:space="preserve"> PAGEREF _Toc243642566 \h </w:instrText>
+          <w:instrText xml:space="preserve"> PAGEREF _Toc243681876 \h </w:instrText>
         </w:r>
         <w:r>
           <w:rPr>
@@ -3956,7 +3956,7 @@
           <w:lang w:eastAsia="en-IN"/>
         </w:rPr>
       </w:pPr>
-      <w:hyperlink w:anchor="_Toc243642567" w:history="1">
+      <w:hyperlink w:anchor="_Toc243681877" w:history="1">
         <w:r>
           <w:rPr>
             <w:rStyle w:val="Hyperlink"/>
@@ -3998,7 +3998,7 @@
             <w:noProof/>
             <w:webHidden/>
           </w:rPr>
-          <w:instrText xml:space="preserve"> PAGEREF _Toc243642567 \h </w:instrText>
+          <w:instrText xml:space="preserve"> PAGEREF _Toc243681877 \h </w:instrText>
         </w:r>
         <w:r>
           <w:rPr>
@@ -4075,7 +4075,7 @@
       <w:r>
         <w:fldChar w:fldCharType="separate"/>
       </w:r>
-      <w:hyperlink w:anchor="_Toc243642568" w:history="1">
+      <w:hyperlink w:anchor="_Toc243681878" w:history="1">
         <w:r>
           <w:rPr>
             <w:rStyle w:val="Hyperlink"/>
@@ -4103,7 +4103,7 @@
             <w:noProof/>
             <w:webHidden/>
           </w:rPr>
-          <w:instrText xml:space="preserve"> PAGEREF _Toc243642568 \h </w:instrText>
+          <w:instrText xml:space="preserve"> PAGEREF _Toc243681878 \h </w:instrText>
         </w:r>
         <w:r>
           <w:rPr>
@@ -4146,7 +4146,7 @@
           <w:lang w:eastAsia="en-IN"/>
         </w:rPr>
       </w:pPr>
-      <w:hyperlink w:anchor="_Toc243642569" w:history="1">
+      <w:hyperlink w:anchor="_Toc243681879" w:history="1">
         <w:r>
           <w:rPr>
             <w:rStyle w:val="Hyperlink"/>
@@ -4174,7 +4174,7 @@
             <w:noProof/>
             <w:webHidden/>
           </w:rPr>
-          <w:instrText xml:space="preserve"> PAGEREF _Toc243642569 \h </w:instrText>
+          <w:instrText xml:space="preserve"> PAGEREF _Toc243681879 \h </w:instrText>
         </w:r>
         <w:r>
           <w:rPr>
@@ -4217,7 +4217,7 @@
           <w:lang w:eastAsia="en-IN"/>
         </w:rPr>
       </w:pPr>
-      <w:hyperlink w:anchor="_Toc243642570" w:history="1">
+      <w:hyperlink w:anchor="_Toc243681880" w:history="1">
         <w:r>
           <w:rPr>
             <w:rStyle w:val="Hyperlink"/>
@@ -4245,7 +4245,7 @@
             <w:noProof/>
             <w:webHidden/>
           </w:rPr>
-          <w:instrText xml:space="preserve"> PAGEREF _Toc243642570 \h </w:instrText>
+          <w:instrText xml:space="preserve"> PAGEREF _Toc243681880 \h </w:instrText>
         </w:r>
         <w:r>
           <w:rPr>
@@ -4288,7 +4288,7 @@
           <w:lang w:eastAsia="en-IN"/>
         </w:rPr>
       </w:pPr>
-      <w:hyperlink w:anchor="_Toc243642571" w:history="1">
+      <w:hyperlink w:anchor="_Toc243681881" w:history="1">
         <w:r>
           <w:rPr>
             <w:rStyle w:val="Hyperlink"/>
@@ -4316,7 +4316,7 @@
             <w:noProof/>
             <w:webHidden/>
           </w:rPr>
-          <w:instrText xml:space="preserve"> PAGEREF _Toc243642571 \h </w:instrText>
+          <w:instrText xml:space="preserve"> PAGEREF _Toc243681881 \h </w:instrText>
         </w:r>
         <w:r>
           <w:rPr>
@@ -4359,7 +4359,7 @@
           <w:lang w:eastAsia="en-IN"/>
         </w:rPr>
       </w:pPr>
-      <w:hyperlink w:anchor="_Toc243642572" w:history="1">
+      <w:hyperlink w:anchor="_Toc243681882" w:history="1">
         <w:r>
           <w:rPr>
             <w:rStyle w:val="Hyperlink"/>
@@ -4387,7 +4387,7 @@
             <w:noProof/>
             <w:webHidden/>
           </w:rPr>
-          <w:instrText xml:space="preserve"> PAGEREF _Toc243642572 \h </w:instrText>
+          <w:instrText xml:space="preserve"> PAGEREF _Toc243681882 \h </w:instrText>
         </w:r>
         <w:r>
           <w:rPr>
@@ -4430,7 +4430,7 @@
           <w:lang w:eastAsia="en-IN"/>
         </w:rPr>
       </w:pPr>
-      <w:hyperlink w:anchor="_Toc243642573" w:history="1">
+      <w:hyperlink w:anchor="_Toc243681883" w:history="1">
         <w:r>
           <w:rPr>
             <w:rStyle w:val="Hyperlink"/>
@@ -4458,7 +4458,7 @@
             <w:noProof/>
             <w:webHidden/>
           </w:rPr>
-          <w:instrText xml:space="preserve"> PAGEREF _Toc243642573 \h </w:instrText>
+          <w:instrText xml:space="preserve"> PAGEREF _Toc243681883 \h </w:instrText>
         </w:r>
         <w:r>
           <w:rPr>
@@ -4501,7 +4501,7 @@
           <w:lang w:eastAsia="en-IN"/>
         </w:rPr>
       </w:pPr>
-      <w:hyperlink w:anchor="_Toc243642574" w:history="1">
+      <w:hyperlink w:anchor="_Toc243681884" w:history="1">
         <w:r>
           <w:rPr>
             <w:rStyle w:val="Hyperlink"/>
@@ -4529,7 +4529,7 @@
             <w:noProof/>
             <w:webHidden/>
           </w:rPr>
-          <w:instrText xml:space="preserve"> PAGEREF _Toc243642574 \h </w:instrText>
+          <w:instrText xml:space="preserve"> PAGEREF _Toc243681884 \h </w:instrText>
         </w:r>
         <w:r>
           <w:rPr>
@@ -4572,7 +4572,7 @@
           <w:lang w:eastAsia="en-IN"/>
         </w:rPr>
       </w:pPr>
-      <w:hyperlink w:anchor="_Toc243642575" w:history="1">
+      <w:hyperlink w:anchor="_Toc243681885" w:history="1">
         <w:r>
           <w:rPr>
             <w:rStyle w:val="Hyperlink"/>
@@ -4600,7 +4600,7 @@
             <w:noProof/>
             <w:webHidden/>
           </w:rPr>
-          <w:instrText xml:space="preserve"> PAGEREF _Toc243642575 \h </w:instrText>
+          <w:instrText xml:space="preserve"> PAGEREF _Toc243681885 \h </w:instrText>
         </w:r>
         <w:r>
           <w:rPr>
@@ -4643,7 +4643,7 @@
           <w:lang w:eastAsia="en-IN"/>
         </w:rPr>
       </w:pPr>
-      <w:hyperlink w:anchor="_Toc243642576" w:history="1">
+      <w:hyperlink w:anchor="_Toc243681886" w:history="1">
         <w:r>
           <w:rPr>
             <w:rStyle w:val="Hyperlink"/>
@@ -4671,7 +4671,7 @@
             <w:noProof/>
             <w:webHidden/>
           </w:rPr>
-          <w:instrText xml:space="preserve"> PAGEREF _Toc243642576 \h </w:instrText>
+          <w:instrText xml:space="preserve"> PAGEREF _Toc243681886 \h </w:instrText>
         </w:r>
         <w:r>
           <w:rPr>
@@ -4714,7 +4714,7 @@
           <w:lang w:eastAsia="en-IN"/>
         </w:rPr>
       </w:pPr>
-      <w:hyperlink w:anchor="_Toc243642577" w:history="1">
+      <w:hyperlink w:anchor="_Toc243681887" w:history="1">
         <w:r>
           <w:rPr>
             <w:rStyle w:val="Hyperlink"/>
@@ -4742,7 +4742,7 @@
             <w:noProof/>
             <w:webHidden/>
           </w:rPr>
-          <w:instrText xml:space="preserve"> PAGEREF _Toc243642577 \h </w:instrText>
+          <w:instrText xml:space="preserve"> PAGEREF _Toc243681887 \h </w:instrText>
         </w:r>
         <w:r>
           <w:rPr>
@@ -4785,7 +4785,7 @@
           <w:lang w:eastAsia="en-IN"/>
         </w:rPr>
       </w:pPr>
-      <w:hyperlink w:anchor="_Toc243642578" w:history="1">
+      <w:hyperlink w:anchor="_Toc243681888" w:history="1">
         <w:r>
           <w:rPr>
             <w:rStyle w:val="Hyperlink"/>
@@ -4813,7 +4813,7 @@
             <w:noProof/>
             <w:webHidden/>
           </w:rPr>
-          <w:instrText xml:space="preserve"> PAGEREF _Toc243642578 \h </w:instrText>
+          <w:instrText xml:space="preserve"> PAGEREF _Toc243681888 \h </w:instrText>
         </w:r>
         <w:r>
           <w:rPr>
@@ -4856,7 +4856,7 @@
           <w:lang w:eastAsia="en-IN"/>
         </w:rPr>
       </w:pPr>
-      <w:hyperlink w:anchor="_Toc243642579" w:history="1">
+      <w:hyperlink w:anchor="_Toc243681889" w:history="1">
         <w:r>
           <w:rPr>
             <w:rStyle w:val="Hyperlink"/>
@@ -4884,7 +4884,7 @@
             <w:noProof/>
             <w:webHidden/>
           </w:rPr>
-          <w:instrText xml:space="preserve"> PAGEREF _Toc243642579 \h </w:instrText>
+          <w:instrText xml:space="preserve"> PAGEREF _Toc243681889 \h </w:instrText>
         </w:r>
         <w:r>
           <w:rPr>
@@ -4936,7 +4936,7 @@
         <w:pStyle w:val="Heading1"/>
         <w:ind w:left="720" w:hanging="720"/>
       </w:pPr>
-      <w:bookmarkStart w:id="0" w:name="_Toc243642549"/>
+      <w:bookmarkStart w:id="0" w:name="_Toc243681859"/>
       <w:r>
         <w:lastRenderedPageBreak/>
         <w:t>Purpose and Scope</w:t>
@@ -4947,7 +4947,7 @@
       <w:pPr>
         <w:pStyle w:val="Heading2"/>
       </w:pPr>
-      <w:bookmarkStart w:id="1" w:name="_Toc243642550"/>
+      <w:bookmarkStart w:id="1" w:name="_Toc243681860"/>
       <w:r>
         <w:t>Purpose</w:t>
       </w:r>
@@ -4969,7 +4969,7 @@
       <w:pPr>
         <w:pStyle w:val="Heading2"/>
       </w:pPr>
-      <w:bookmarkStart w:id="2" w:name="_Toc243642551"/>
+      <w:bookmarkStart w:id="2" w:name="_Toc243681861"/>
       <w:r>
         <w:t>Scope</w:t>
       </w:r>
@@ -4991,7 +4991,7 @@
       <w:pPr>
         <w:pStyle w:val="Heading2"/>
       </w:pPr>
-      <w:bookmarkStart w:id="3" w:name="_Toc243642552"/>
+      <w:bookmarkStart w:id="3" w:name="_Toc243681862"/>
       <w:r>
         <w:t>Acceptance Criteria</w:t>
       </w:r>
@@ -5014,7 +5014,7 @@
         <w:pStyle w:val="Heading1"/>
         <w:ind w:left="720" w:hanging="720"/>
       </w:pPr>
-      <w:bookmarkStart w:id="4" w:name="_Toc243642553"/>
+      <w:bookmarkStart w:id="4" w:name="_Toc243681863"/>
       <w:r>
         <w:t>References</w:t>
       </w:r>
@@ -5073,7 +5073,7 @@
         <w:pStyle w:val="Heading1"/>
         <w:ind w:left="720" w:hanging="720"/>
       </w:pPr>
-      <w:bookmarkStart w:id="5" w:name="_Toc243642554"/>
+      <w:bookmarkStart w:id="5" w:name="_Toc243681864"/>
       <w:r>
         <w:t>Test Environment and Equipment</w:t>
       </w:r>
@@ -5397,7 +5397,7 @@
         <w:pStyle w:val="Caption"/>
         <w:jc w:val="center"/>
       </w:pPr>
-      <w:bookmarkStart w:id="6" w:name="_Toc243642568"/>
+      <w:bookmarkStart w:id="6" w:name="_Toc243681878"/>
       <w:r>
         <w:rPr>
           <w:rFonts w:ascii="Times New Roman" w:eastAsia="Times New Roman" w:hAnsi="Times New Roman" w:cs="Times New Roman"/>
@@ -5448,7 +5448,7 @@
         <w:pStyle w:val="Heading1"/>
         <w:ind w:left="720" w:hanging="720"/>
       </w:pPr>
-      <w:bookmarkStart w:id="7" w:name="_Toc243642555"/>
+      <w:bookmarkStart w:id="7" w:name="_Toc243681865"/>
       <w:r>
         <w:t>Preconditions</w:t>
       </w:r>
@@ -5507,7 +5507,7 @@
         <w:pStyle w:val="Heading1"/>
         <w:ind w:left="720" w:hanging="720"/>
       </w:pPr>
-      <w:bookmarkStart w:id="8" w:name="_Toc243642556"/>
+      <w:bookmarkStart w:id="8" w:name="_Toc243681866"/>
       <w:r>
         <w:lastRenderedPageBreak/>
         <w:t>Test Cases</w:t>
@@ -5518,7 +5518,7 @@
       <w:pPr>
         <w:pStyle w:val="Heading2"/>
       </w:pPr>
-      <w:bookmarkStart w:id="9" w:name="_Toc243642557"/>
+      <w:bookmarkStart w:id="9" w:name="_Toc243681867"/>
       <w:r>
         <w:t>TC-01: Power-On and Connection</w:t>
       </w:r>
@@ -5890,7 +5890,7 @@
         <w:pStyle w:val="Caption"/>
         <w:jc w:val="center"/>
       </w:pPr>
-      <w:bookmarkStart w:id="10" w:name="_Toc243642569"/>
+      <w:bookmarkStart w:id="10" w:name="_Toc243681879"/>
       <w:r>
         <w:rPr>
           <w:rFonts w:ascii="Times New Roman" w:eastAsia="Times New Roman" w:hAnsi="Times New Roman" w:cs="Times New Roman"/>
@@ -5940,7 +5940,7 @@
       <w:pPr>
         <w:pStyle w:val="Heading2"/>
       </w:pPr>
-      <w:bookmarkStart w:id="11" w:name="_Toc243642558"/>
+      <w:bookmarkStart w:id="11" w:name="_Toc243681868"/>
       <w:r>
         <w:t>TC-02: Continuity Test (Mode 1)</w:t>
       </w:r>
@@ -6335,7 +6335,7 @@
         <w:pStyle w:val="Caption"/>
         <w:jc w:val="center"/>
       </w:pPr>
-      <w:bookmarkStart w:id="12" w:name="_Toc243642570"/>
+      <w:bookmarkStart w:id="12" w:name="_Toc243681880"/>
       <w:r>
         <w:rPr>
           <w:rFonts w:ascii="Times New Roman" w:eastAsia="Times New Roman" w:hAnsi="Times New Roman" w:cs="Times New Roman"/>
@@ -6385,7 +6385,7 @@
       <w:pPr>
         <w:pStyle w:val="Heading2"/>
       </w:pPr>
-      <w:bookmarkStart w:id="13" w:name="_Toc243642559"/>
+      <w:bookmarkStart w:id="13" w:name="_Toc243681869"/>
       <w:r>
         <w:t>TC-03: Resistance Test (Mode 1)</w:t>
       </w:r>
@@ -6779,7 +6779,7 @@
         <w:pStyle w:val="Caption"/>
         <w:jc w:val="center"/>
       </w:pPr>
-      <w:bookmarkStart w:id="14" w:name="_Toc243642571"/>
+      <w:bookmarkStart w:id="14" w:name="_Toc243681881"/>
       <w:r>
         <w:rPr>
           <w:rFonts w:ascii="Times New Roman" w:eastAsia="Times New Roman" w:hAnsi="Times New Roman" w:cs="Times New Roman"/>
@@ -6829,7 +6829,7 @@
       <w:pPr>
         <w:pStyle w:val="Heading2"/>
       </w:pPr>
-      <w:bookmarkStart w:id="15" w:name="_Toc243642560"/>
+      <w:bookmarkStart w:id="15" w:name="_Toc243681870"/>
       <w:r>
         <w:t>TC-04: Fixture Handover</w:t>
       </w:r>
@@ -7201,7 +7201,7 @@
         <w:pStyle w:val="Caption"/>
         <w:jc w:val="center"/>
       </w:pPr>
-      <w:bookmarkStart w:id="16" w:name="_Toc243642572"/>
+      <w:bookmarkStart w:id="16" w:name="_Toc243681882"/>
       <w:r>
         <w:rPr>
           <w:rFonts w:ascii="Times New Roman" w:eastAsia="Times New Roman" w:hAnsi="Times New Roman" w:cs="Times New Roman"/>
@@ -7251,7 +7251,7 @@
       <w:pPr>
         <w:pStyle w:val="Heading2"/>
       </w:pPr>
-      <w:bookmarkStart w:id="17" w:name="_Toc243642561"/>
+      <w:bookmarkStart w:id="17" w:name="_Toc243681871"/>
       <w:r>
         <w:t>TC-05: Insulation Test (Mode 2)</w:t>
       </w:r>
@@ -7645,7 +7645,7 @@
         <w:pStyle w:val="Caption"/>
         <w:jc w:val="center"/>
       </w:pPr>
-      <w:bookmarkStart w:id="18" w:name="_Toc243642573"/>
+      <w:bookmarkStart w:id="18" w:name="_Toc243681883"/>
       <w:r>
         <w:rPr>
           <w:rFonts w:ascii="Times New Roman" w:eastAsia="Times New Roman" w:hAnsi="Times New Roman" w:cs="Times New Roman"/>
@@ -7695,7 +7695,7 @@
       <w:pPr>
         <w:pStyle w:val="Heading2"/>
       </w:pPr>
-      <w:bookmarkStart w:id="19" w:name="_Toc243642562"/>
+      <w:bookmarkStart w:id="19" w:name="_Toc243681872"/>
       <w:r>
         <w:t>TC-06: Abort</w:t>
       </w:r>
@@ -7795,7 +7795,7 @@
           <w:rFonts w:ascii="Times New Roman" w:eastAsia="Times New Roman" w:hAnsi="Times New Roman" w:cs="Times New Roman"/>
         </w:rPr>
         <w:tab/>
-        <w:t>Press Emergency discharge on the Insulation screen partway through the run (User Manual, Section 3.3).</w:t>
+        <w:t>Press the round Stop button partway through the run (User Manual, Section 3.3). The log shows `ABORT sent`.</w:t>
       </w:r>
     </w:p>
     <w:p>
@@ -8044,7 +8044,7 @@
         <w:pStyle w:val="Caption"/>
         <w:jc w:val="center"/>
       </w:pPr>
-      <w:bookmarkStart w:id="20" w:name="_Toc243642574"/>
+      <w:bookmarkStart w:id="20" w:name="_Toc243681884"/>
       <w:r>
         <w:rPr>
           <w:rFonts w:ascii="Times New Roman" w:eastAsia="Times New Roman" w:hAnsi="Times New Roman" w:cs="Times New Roman"/>
@@ -8094,7 +8094,7 @@
       <w:pPr>
         <w:pStyle w:val="Heading2"/>
       </w:pPr>
-      <w:bookmarkStart w:id="21" w:name="_Toc243642563"/>
+      <w:bookmarkStart w:id="21" w:name="_Toc243681873"/>
       <w:r>
         <w:t>TC-07: Fault Handling</w:t>
       </w:r>
@@ -8467,7 +8467,7 @@
         <w:pStyle w:val="Caption"/>
         <w:jc w:val="center"/>
       </w:pPr>
-      <w:bookmarkStart w:id="22" w:name="_Toc243642575"/>
+      <w:bookmarkStart w:id="22" w:name="_Toc243681885"/>
       <w:r>
         <w:rPr>
           <w:rFonts w:ascii="Times New Roman" w:eastAsia="Times New Roman" w:hAnsi="Times New Roman" w:cs="Times New Roman"/>
@@ -8517,7 +8517,7 @@
       <w:pPr>
         <w:pStyle w:val="Heading2"/>
       </w:pPr>
-      <w:bookmarkStart w:id="23" w:name="_Toc243642564"/>
+      <w:bookmarkStart w:id="23" w:name="_Toc243681874"/>
       <w:r>
         <w:t>TC-08: Results Export</w:t>
       </w:r>
@@ -8866,7 +8866,7 @@
         <w:pStyle w:val="Caption"/>
         <w:jc w:val="center"/>
       </w:pPr>
-      <w:bookmarkStart w:id="24" w:name="_Toc243642576"/>
+      <w:bookmarkStart w:id="24" w:name="_Toc243681886"/>
       <w:r>
         <w:rPr>
           <w:rFonts w:ascii="Times New Roman" w:eastAsia="Times New Roman" w:hAnsi="Times New Roman" w:cs="Times New Roman"/>
@@ -8917,7 +8917,7 @@
         <w:pStyle w:val="Heading1"/>
         <w:ind w:left="720" w:hanging="720"/>
       </w:pPr>
-      <w:bookmarkStart w:id="25" w:name="_Toc243642565"/>
+      <w:bookmarkStart w:id="25" w:name="_Toc243681875"/>
       <w:r>
         <w:t>Test Completion Summary</w:t>
       </w:r>
@@ -9502,7 +9502,7 @@
         <w:pStyle w:val="Caption"/>
         <w:jc w:val="center"/>
       </w:pPr>
-      <w:bookmarkStart w:id="26" w:name="_Toc243642577"/>
+      <w:bookmarkStart w:id="26" w:name="_Toc243681887"/>
       <w:r>
         <w:rPr>
           <w:rFonts w:ascii="Times New Roman" w:eastAsia="Times New Roman" w:hAnsi="Times New Roman" w:cs="Times New Roman"/>
@@ -9553,7 +9553,7 @@
         <w:pStyle w:val="Heading1"/>
         <w:ind w:left="720" w:hanging="720"/>
       </w:pPr>
-      <w:bookmarkStart w:id="27" w:name="_Toc243642566"/>
+      <w:bookmarkStart w:id="27" w:name="_Toc243681876"/>
       <w:r>
         <w:t>Deviations and Overall Verdict</w:t>
       </w:r>
@@ -9771,7 +9771,7 @@
         <w:pStyle w:val="Caption"/>
         <w:jc w:val="center"/>
       </w:pPr>
-      <w:bookmarkStart w:id="28" w:name="_Toc243642578"/>
+      <w:bookmarkStart w:id="28" w:name="_Toc243681888"/>
       <w:r>
         <w:rPr>
           <w:rFonts w:ascii="Times New Roman" w:eastAsia="Times New Roman" w:hAnsi="Times New Roman" w:cs="Times New Roman"/>
@@ -9853,7 +9853,7 @@
         <w:pStyle w:val="Heading1"/>
         <w:ind w:left="720" w:hanging="720"/>
       </w:pPr>
-      <w:bookmarkStart w:id="29" w:name="_Toc243642567"/>
+      <w:bookmarkStart w:id="29" w:name="_Toc243681877"/>
       <w:r>
         <w:t>Sign-off</w:t>
       </w:r>
@@ -10182,7 +10182,7 @@
         <w:pStyle w:val="Caption"/>
         <w:jc w:val="center"/>
       </w:pPr>
-      <w:bookmarkStart w:id="30" w:name="_Toc243642579"/>
+      <w:bookmarkStart w:id="30" w:name="_Toc243681889"/>
       <w:r>
         <w:rPr>
           <w:rFonts w:ascii="Times New Roman" w:eastAsia="Times New Roman" w:hAnsi="Times New Roman" w:cs="Times New Roman"/>

--- a/Customer_Package/0_Documents/5_Functional_Test_Procedure.docx
+++ b/Customer_Package/0_Documents/5_Functional_Test_Procedure.docx
@@ -2386,7 +2386,7 @@
       <w:r>
         <w:fldChar w:fldCharType="separate"/>
       </w:r>
-      <w:hyperlink w:anchor="_Toc243681859" w:history="1">
+      <w:hyperlink w:anchor="_Toc243682970" w:history="1">
         <w:r>
           <w:rPr>
             <w:rStyle w:val="Hyperlink"/>
@@ -2428,7 +2428,7 @@
             <w:noProof/>
             <w:webHidden/>
           </w:rPr>
-          <w:instrText xml:space="preserve"> PAGEREF _Toc243681859 \h </w:instrText>
+          <w:instrText xml:space="preserve"> PAGEREF _Toc243682970 \h </w:instrText>
         </w:r>
         <w:r>
           <w:rPr>
@@ -2472,7 +2472,7 @@
           <w:lang w:eastAsia="en-IN"/>
         </w:rPr>
       </w:pPr>
-      <w:hyperlink w:anchor="_Toc243681860" w:history="1">
+      <w:hyperlink w:anchor="_Toc243682971" w:history="1">
         <w:r>
           <w:rPr>
             <w:rStyle w:val="Hyperlink"/>
@@ -2516,7 +2516,7 @@
             <w:noProof/>
             <w:webHidden/>
           </w:rPr>
-          <w:instrText xml:space="preserve"> PAGEREF _Toc243681860 \h </w:instrText>
+          <w:instrText xml:space="preserve"> PAGEREF _Toc243682971 \h </w:instrText>
         </w:r>
         <w:r>
           <w:rPr>
@@ -2560,7 +2560,7 @@
           <w:lang w:eastAsia="en-IN"/>
         </w:rPr>
       </w:pPr>
-      <w:hyperlink w:anchor="_Toc243681861" w:history="1">
+      <w:hyperlink w:anchor="_Toc243682972" w:history="1">
         <w:r>
           <w:rPr>
             <w:rStyle w:val="Hyperlink"/>
@@ -2604,7 +2604,7 @@
             <w:noProof/>
             <w:webHidden/>
           </w:rPr>
-          <w:instrText xml:space="preserve"> PAGEREF _Toc243681861 \h </w:instrText>
+          <w:instrText xml:space="preserve"> PAGEREF _Toc243682972 \h </w:instrText>
         </w:r>
         <w:r>
           <w:rPr>
@@ -2648,7 +2648,7 @@
           <w:lang w:eastAsia="en-IN"/>
         </w:rPr>
       </w:pPr>
-      <w:hyperlink w:anchor="_Toc243681862" w:history="1">
+      <w:hyperlink w:anchor="_Toc243682973" w:history="1">
         <w:r>
           <w:rPr>
             <w:rStyle w:val="Hyperlink"/>
@@ -2692,7 +2692,7 @@
             <w:noProof/>
             <w:webHidden/>
           </w:rPr>
-          <w:instrText xml:space="preserve"> PAGEREF _Toc243681862 \h </w:instrText>
+          <w:instrText xml:space="preserve"> PAGEREF _Toc243682973 \h </w:instrText>
         </w:r>
         <w:r>
           <w:rPr>
@@ -2736,7 +2736,7 @@
           <w:lang w:eastAsia="en-IN"/>
         </w:rPr>
       </w:pPr>
-      <w:hyperlink w:anchor="_Toc243681863" w:history="1">
+      <w:hyperlink w:anchor="_Toc243682974" w:history="1">
         <w:r>
           <w:rPr>
             <w:rStyle w:val="Hyperlink"/>
@@ -2778,7 +2778,7 @@
             <w:noProof/>
             <w:webHidden/>
           </w:rPr>
-          <w:instrText xml:space="preserve"> PAGEREF _Toc243681863 \h </w:instrText>
+          <w:instrText xml:space="preserve"> PAGEREF _Toc243682974 \h </w:instrText>
         </w:r>
         <w:r>
           <w:rPr>
@@ -2822,7 +2822,7 @@
           <w:lang w:eastAsia="en-IN"/>
         </w:rPr>
       </w:pPr>
-      <w:hyperlink w:anchor="_Toc243681864" w:history="1">
+      <w:hyperlink w:anchor="_Toc243682975" w:history="1">
         <w:r>
           <w:rPr>
             <w:rStyle w:val="Hyperlink"/>
@@ -2864,7 +2864,7 @@
             <w:noProof/>
             <w:webHidden/>
           </w:rPr>
-          <w:instrText xml:space="preserve"> PAGEREF _Toc243681864 \h </w:instrText>
+          <w:instrText xml:space="preserve"> PAGEREF _Toc243682975 \h </w:instrText>
         </w:r>
         <w:r>
           <w:rPr>
@@ -2908,7 +2908,7 @@
           <w:lang w:eastAsia="en-IN"/>
         </w:rPr>
       </w:pPr>
-      <w:hyperlink w:anchor="_Toc243681865" w:history="1">
+      <w:hyperlink w:anchor="_Toc243682976" w:history="1">
         <w:r>
           <w:rPr>
             <w:rStyle w:val="Hyperlink"/>
@@ -2950,7 +2950,7 @@
             <w:noProof/>
             <w:webHidden/>
           </w:rPr>
-          <w:instrText xml:space="preserve"> PAGEREF _Toc243681865 \h </w:instrText>
+          <w:instrText xml:space="preserve"> PAGEREF _Toc243682976 \h </w:instrText>
         </w:r>
         <w:r>
           <w:rPr>
@@ -2994,7 +2994,7 @@
           <w:lang w:eastAsia="en-IN"/>
         </w:rPr>
       </w:pPr>
-      <w:hyperlink w:anchor="_Toc243681866" w:history="1">
+      <w:hyperlink w:anchor="_Toc243682977" w:history="1">
         <w:r>
           <w:rPr>
             <w:rStyle w:val="Hyperlink"/>
@@ -3036,7 +3036,7 @@
             <w:noProof/>
             <w:webHidden/>
           </w:rPr>
-          <w:instrText xml:space="preserve"> PAGEREF _Toc243681866 \h </w:instrText>
+          <w:instrText xml:space="preserve"> PAGEREF _Toc243682977 \h </w:instrText>
         </w:r>
         <w:r>
           <w:rPr>
@@ -3080,7 +3080,7 @@
           <w:lang w:eastAsia="en-IN"/>
         </w:rPr>
       </w:pPr>
-      <w:hyperlink w:anchor="_Toc243681867" w:history="1">
+      <w:hyperlink w:anchor="_Toc243682978" w:history="1">
         <w:r>
           <w:rPr>
             <w:rStyle w:val="Hyperlink"/>
@@ -3124,7 +3124,7 @@
             <w:noProof/>
             <w:webHidden/>
           </w:rPr>
-          <w:instrText xml:space="preserve"> PAGEREF _Toc243681867 \h </w:instrText>
+          <w:instrText xml:space="preserve"> PAGEREF _Toc243682978 \h </w:instrText>
         </w:r>
         <w:r>
           <w:rPr>
@@ -3168,7 +3168,7 @@
           <w:lang w:eastAsia="en-IN"/>
         </w:rPr>
       </w:pPr>
-      <w:hyperlink w:anchor="_Toc243681868" w:history="1">
+      <w:hyperlink w:anchor="_Toc243682979" w:history="1">
         <w:r>
           <w:rPr>
             <w:rStyle w:val="Hyperlink"/>
@@ -3212,7 +3212,7 @@
             <w:noProof/>
             <w:webHidden/>
           </w:rPr>
-          <w:instrText xml:space="preserve"> PAGEREF _Toc243681868 \h </w:instrText>
+          <w:instrText xml:space="preserve"> PAGEREF _Toc243682979 \h </w:instrText>
         </w:r>
         <w:r>
           <w:rPr>
@@ -3256,7 +3256,7 @@
           <w:lang w:eastAsia="en-IN"/>
         </w:rPr>
       </w:pPr>
-      <w:hyperlink w:anchor="_Toc243681869" w:history="1">
+      <w:hyperlink w:anchor="_Toc243682980" w:history="1">
         <w:r>
           <w:rPr>
             <w:rStyle w:val="Hyperlink"/>
@@ -3300,7 +3300,7 @@
             <w:noProof/>
             <w:webHidden/>
           </w:rPr>
-          <w:instrText xml:space="preserve"> PAGEREF _Toc243681869 \h </w:instrText>
+          <w:instrText xml:space="preserve"> PAGEREF _Toc243682980 \h </w:instrText>
         </w:r>
         <w:r>
           <w:rPr>
@@ -3344,7 +3344,7 @@
           <w:lang w:eastAsia="en-IN"/>
         </w:rPr>
       </w:pPr>
-      <w:hyperlink w:anchor="_Toc243681870" w:history="1">
+      <w:hyperlink w:anchor="_Toc243682981" w:history="1">
         <w:r>
           <w:rPr>
             <w:rStyle w:val="Hyperlink"/>
@@ -3388,7 +3388,7 @@
             <w:noProof/>
             <w:webHidden/>
           </w:rPr>
-          <w:instrText xml:space="preserve"> PAGEREF _Toc243681870 \h </w:instrText>
+          <w:instrText xml:space="preserve"> PAGEREF _Toc243682981 \h </w:instrText>
         </w:r>
         <w:r>
           <w:rPr>
@@ -3432,7 +3432,7 @@
           <w:lang w:eastAsia="en-IN"/>
         </w:rPr>
       </w:pPr>
-      <w:hyperlink w:anchor="_Toc243681871" w:history="1">
+      <w:hyperlink w:anchor="_Toc243682982" w:history="1">
         <w:r>
           <w:rPr>
             <w:rStyle w:val="Hyperlink"/>
@@ -3476,7 +3476,7 @@
             <w:noProof/>
             <w:webHidden/>
           </w:rPr>
-          <w:instrText xml:space="preserve"> PAGEREF _Toc243681871 \h </w:instrText>
+          <w:instrText xml:space="preserve"> PAGEREF _Toc243682982 \h </w:instrText>
         </w:r>
         <w:r>
           <w:rPr>
@@ -3520,7 +3520,7 @@
           <w:lang w:eastAsia="en-IN"/>
         </w:rPr>
       </w:pPr>
-      <w:hyperlink w:anchor="_Toc243681872" w:history="1">
+      <w:hyperlink w:anchor="_Toc243682983" w:history="1">
         <w:r>
           <w:rPr>
             <w:rStyle w:val="Hyperlink"/>
@@ -3564,7 +3564,7 @@
             <w:noProof/>
             <w:webHidden/>
           </w:rPr>
-          <w:instrText xml:space="preserve"> PAGEREF _Toc243681872 \h </w:instrText>
+          <w:instrText xml:space="preserve"> PAGEREF _Toc243682983 \h </w:instrText>
         </w:r>
         <w:r>
           <w:rPr>
@@ -3608,7 +3608,7 @@
           <w:lang w:eastAsia="en-IN"/>
         </w:rPr>
       </w:pPr>
-      <w:hyperlink w:anchor="_Toc243681873" w:history="1">
+      <w:hyperlink w:anchor="_Toc243682984" w:history="1">
         <w:r>
           <w:rPr>
             <w:rStyle w:val="Hyperlink"/>
@@ -3652,7 +3652,7 @@
             <w:noProof/>
             <w:webHidden/>
           </w:rPr>
-          <w:instrText xml:space="preserve"> PAGEREF _Toc243681873 \h </w:instrText>
+          <w:instrText xml:space="preserve"> PAGEREF _Toc243682984 \h </w:instrText>
         </w:r>
         <w:r>
           <w:rPr>
@@ -3696,7 +3696,7 @@
           <w:lang w:eastAsia="en-IN"/>
         </w:rPr>
       </w:pPr>
-      <w:hyperlink w:anchor="_Toc243681874" w:history="1">
+      <w:hyperlink w:anchor="_Toc243682985" w:history="1">
         <w:r>
           <w:rPr>
             <w:rStyle w:val="Hyperlink"/>
@@ -3740,7 +3740,7 @@
             <w:noProof/>
             <w:webHidden/>
           </w:rPr>
-          <w:instrText xml:space="preserve"> PAGEREF _Toc243681874 \h </w:instrText>
+          <w:instrText xml:space="preserve"> PAGEREF _Toc243682985 \h </w:instrText>
         </w:r>
         <w:r>
           <w:rPr>
@@ -3784,7 +3784,7 @@
           <w:lang w:eastAsia="en-IN"/>
         </w:rPr>
       </w:pPr>
-      <w:hyperlink w:anchor="_Toc243681875" w:history="1">
+      <w:hyperlink w:anchor="_Toc243682986" w:history="1">
         <w:r>
           <w:rPr>
             <w:rStyle w:val="Hyperlink"/>
@@ -3826,7 +3826,7 @@
             <w:noProof/>
             <w:webHidden/>
           </w:rPr>
-          <w:instrText xml:space="preserve"> PAGEREF _Toc243681875 \h </w:instrText>
+          <w:instrText xml:space="preserve"> PAGEREF _Toc243682986 \h </w:instrText>
         </w:r>
         <w:r>
           <w:rPr>
@@ -3870,7 +3870,7 @@
           <w:lang w:eastAsia="en-IN"/>
         </w:rPr>
       </w:pPr>
-      <w:hyperlink w:anchor="_Toc243681876" w:history="1">
+      <w:hyperlink w:anchor="_Toc243682987" w:history="1">
         <w:r>
           <w:rPr>
             <w:rStyle w:val="Hyperlink"/>
@@ -3912,7 +3912,7 @@
             <w:noProof/>
             <w:webHidden/>
           </w:rPr>
-          <w:instrText xml:space="preserve"> PAGEREF _Toc243681876 \h </w:instrText>
+          <w:instrText xml:space="preserve"> PAGEREF _Toc243682987 \h </w:instrText>
         </w:r>
         <w:r>
           <w:rPr>
@@ -3956,7 +3956,7 @@
           <w:lang w:eastAsia="en-IN"/>
         </w:rPr>
       </w:pPr>
-      <w:hyperlink w:anchor="_Toc243681877" w:history="1">
+      <w:hyperlink w:anchor="_Toc243682988" w:history="1">
         <w:r>
           <w:rPr>
             <w:rStyle w:val="Hyperlink"/>
@@ -3998,7 +3998,7 @@
             <w:noProof/>
             <w:webHidden/>
           </w:rPr>
-          <w:instrText xml:space="preserve"> PAGEREF _Toc243681877 \h </w:instrText>
+          <w:instrText xml:space="preserve"> PAGEREF _Toc243682988 \h </w:instrText>
         </w:r>
         <w:r>
           <w:rPr>
@@ -4075,7 +4075,7 @@
       <w:r>
         <w:fldChar w:fldCharType="separate"/>
       </w:r>
-      <w:hyperlink w:anchor="_Toc243681878" w:history="1">
+      <w:hyperlink w:anchor="_Toc243682989" w:history="1">
         <w:r>
           <w:rPr>
             <w:rStyle w:val="Hyperlink"/>
@@ -4103,7 +4103,7 @@
             <w:noProof/>
             <w:webHidden/>
           </w:rPr>
-          <w:instrText xml:space="preserve"> PAGEREF _Toc243681878 \h </w:instrText>
+          <w:instrText xml:space="preserve"> PAGEREF _Toc243682989 \h </w:instrText>
         </w:r>
         <w:r>
           <w:rPr>
@@ -4146,7 +4146,7 @@
           <w:lang w:eastAsia="en-IN"/>
         </w:rPr>
       </w:pPr>
-      <w:hyperlink w:anchor="_Toc243681879" w:history="1">
+      <w:hyperlink w:anchor="_Toc243682990" w:history="1">
         <w:r>
           <w:rPr>
             <w:rStyle w:val="Hyperlink"/>
@@ -4174,7 +4174,7 @@
             <w:noProof/>
             <w:webHidden/>
           </w:rPr>
-          <w:instrText xml:space="preserve"> PAGEREF _Toc243681879 \h </w:instrText>
+          <w:instrText xml:space="preserve"> PAGEREF _Toc243682990 \h </w:instrText>
         </w:r>
         <w:r>
           <w:rPr>
@@ -4217,7 +4217,7 @@
           <w:lang w:eastAsia="en-IN"/>
         </w:rPr>
       </w:pPr>
-      <w:hyperlink w:anchor="_Toc243681880" w:history="1">
+      <w:hyperlink w:anchor="_Toc243682991" w:history="1">
         <w:r>
           <w:rPr>
             <w:rStyle w:val="Hyperlink"/>
@@ -4245,7 +4245,7 @@
             <w:noProof/>
             <w:webHidden/>
           </w:rPr>
-          <w:instrText xml:space="preserve"> PAGEREF _Toc243681880 \h </w:instrText>
+          <w:instrText xml:space="preserve"> PAGEREF _Toc243682991 \h </w:instrText>
         </w:r>
         <w:r>
           <w:rPr>
@@ -4288,7 +4288,7 @@
           <w:lang w:eastAsia="en-IN"/>
         </w:rPr>
       </w:pPr>
-      <w:hyperlink w:anchor="_Toc243681881" w:history="1">
+      <w:hyperlink w:anchor="_Toc243682992" w:history="1">
         <w:r>
           <w:rPr>
             <w:rStyle w:val="Hyperlink"/>
@@ -4316,7 +4316,7 @@
             <w:noProof/>
             <w:webHidden/>
           </w:rPr>
-          <w:instrText xml:space="preserve"> PAGEREF _Toc243681881 \h </w:instrText>
+          <w:instrText xml:space="preserve"> PAGEREF _Toc243682992 \h </w:instrText>
         </w:r>
         <w:r>
           <w:rPr>
@@ -4359,7 +4359,7 @@
           <w:lang w:eastAsia="en-IN"/>
         </w:rPr>
       </w:pPr>
-      <w:hyperlink w:anchor="_Toc243681882" w:history="1">
+      <w:hyperlink w:anchor="_Toc243682993" w:history="1">
         <w:r>
           <w:rPr>
             <w:rStyle w:val="Hyperlink"/>
@@ -4387,7 +4387,7 @@
             <w:noProof/>
             <w:webHidden/>
           </w:rPr>
-          <w:instrText xml:space="preserve"> PAGEREF _Toc243681882 \h </w:instrText>
+          <w:instrText xml:space="preserve"> PAGEREF _Toc243682993 \h </w:instrText>
         </w:r>
         <w:r>
           <w:rPr>
@@ -4430,7 +4430,7 @@
           <w:lang w:eastAsia="en-IN"/>
         </w:rPr>
       </w:pPr>
-      <w:hyperlink w:anchor="_Toc243681883" w:history="1">
+      <w:hyperlink w:anchor="_Toc243682994" w:history="1">
         <w:r>
           <w:rPr>
             <w:rStyle w:val="Hyperlink"/>
@@ -4458,7 +4458,7 @@
             <w:noProof/>
             <w:webHidden/>
           </w:rPr>
-          <w:instrText xml:space="preserve"> PAGEREF _Toc243681883 \h </w:instrText>
+          <w:instrText xml:space="preserve"> PAGEREF _Toc243682994 \h </w:instrText>
         </w:r>
         <w:r>
           <w:rPr>
@@ -4501,7 +4501,7 @@
           <w:lang w:eastAsia="en-IN"/>
         </w:rPr>
       </w:pPr>
-      <w:hyperlink w:anchor="_Toc243681884" w:history="1">
+      <w:hyperlink w:anchor="_Toc243682995" w:history="1">
         <w:r>
           <w:rPr>
             <w:rStyle w:val="Hyperlink"/>
@@ -4529,7 +4529,7 @@
             <w:noProof/>
             <w:webHidden/>
           </w:rPr>
-          <w:instrText xml:space="preserve"> PAGEREF _Toc243681884 \h </w:instrText>
+          <w:instrText xml:space="preserve"> PAGEREF _Toc243682995 \h </w:instrText>
         </w:r>
         <w:r>
           <w:rPr>
@@ -4572,7 +4572,7 @@
           <w:lang w:eastAsia="en-IN"/>
         </w:rPr>
       </w:pPr>
-      <w:hyperlink w:anchor="_Toc243681885" w:history="1">
+      <w:hyperlink w:anchor="_Toc243682996" w:history="1">
         <w:r>
           <w:rPr>
             <w:rStyle w:val="Hyperlink"/>
@@ -4600,7 +4600,7 @@
             <w:noProof/>
             <w:webHidden/>
           </w:rPr>
-          <w:instrText xml:space="preserve"> PAGEREF _Toc243681885 \h </w:instrText>
+          <w:instrText xml:space="preserve"> PAGEREF _Toc243682996 \h </w:instrText>
         </w:r>
         <w:r>
           <w:rPr>
@@ -4643,7 +4643,7 @@
           <w:lang w:eastAsia="en-IN"/>
         </w:rPr>
       </w:pPr>
-      <w:hyperlink w:anchor="_Toc243681886" w:history="1">
+      <w:hyperlink w:anchor="_Toc243682997" w:history="1">
         <w:r>
           <w:rPr>
             <w:rStyle w:val="Hyperlink"/>
@@ -4671,7 +4671,7 @@
             <w:noProof/>
             <w:webHidden/>
           </w:rPr>
-          <w:instrText xml:space="preserve"> PAGEREF _Toc243681886 \h </w:instrText>
+          <w:instrText xml:space="preserve"> PAGEREF _Toc243682997 \h </w:instrText>
         </w:r>
         <w:r>
           <w:rPr>
@@ -4714,7 +4714,7 @@
           <w:lang w:eastAsia="en-IN"/>
         </w:rPr>
       </w:pPr>
-      <w:hyperlink w:anchor="_Toc243681887" w:history="1">
+      <w:hyperlink w:anchor="_Toc243682998" w:history="1">
         <w:r>
           <w:rPr>
             <w:rStyle w:val="Hyperlink"/>
@@ -4742,7 +4742,7 @@
             <w:noProof/>
             <w:webHidden/>
           </w:rPr>
-          <w:instrText xml:space="preserve"> PAGEREF _Toc243681887 \h </w:instrText>
+          <w:instrText xml:space="preserve"> PAGEREF _Toc243682998 \h </w:instrText>
         </w:r>
         <w:r>
           <w:rPr>
@@ -4785,7 +4785,7 @@
           <w:lang w:eastAsia="en-IN"/>
         </w:rPr>
       </w:pPr>
-      <w:hyperlink w:anchor="_Toc243681888" w:history="1">
+      <w:hyperlink w:anchor="_Toc243682999" w:history="1">
         <w:r>
           <w:rPr>
             <w:rStyle w:val="Hyperlink"/>
@@ -4813,7 +4813,7 @@
             <w:noProof/>
             <w:webHidden/>
           </w:rPr>
-          <w:instrText xml:space="preserve"> PAGEREF _Toc243681888 \h </w:instrText>
+          <w:instrText xml:space="preserve"> PAGEREF _Toc243682999 \h </w:instrText>
         </w:r>
         <w:r>
           <w:rPr>
@@ -4856,7 +4856,7 @@
           <w:lang w:eastAsia="en-IN"/>
         </w:rPr>
       </w:pPr>
-      <w:hyperlink w:anchor="_Toc243681889" w:history="1">
+      <w:hyperlink w:anchor="_Toc243683000" w:history="1">
         <w:r>
           <w:rPr>
             <w:rStyle w:val="Hyperlink"/>
@@ -4884,7 +4884,7 @@
             <w:noProof/>
             <w:webHidden/>
           </w:rPr>
-          <w:instrText xml:space="preserve"> PAGEREF _Toc243681889 \h </w:instrText>
+          <w:instrText xml:space="preserve"> PAGEREF _Toc243683000 \h </w:instrText>
         </w:r>
         <w:r>
           <w:rPr>
@@ -4936,7 +4936,7 @@
         <w:pStyle w:val="Heading1"/>
         <w:ind w:left="720" w:hanging="720"/>
       </w:pPr>
-      <w:bookmarkStart w:id="0" w:name="_Toc243681859"/>
+      <w:bookmarkStart w:id="0" w:name="_Toc243682970"/>
       <w:r>
         <w:lastRenderedPageBreak/>
         <w:t>Purpose and Scope</w:t>
@@ -4947,7 +4947,7 @@
       <w:pPr>
         <w:pStyle w:val="Heading2"/>
       </w:pPr>
-      <w:bookmarkStart w:id="1" w:name="_Toc243681860"/>
+      <w:bookmarkStart w:id="1" w:name="_Toc243682971"/>
       <w:r>
         <w:t>Purpose</w:t>
       </w:r>
@@ -4969,7 +4969,7 @@
       <w:pPr>
         <w:pStyle w:val="Heading2"/>
       </w:pPr>
-      <w:bookmarkStart w:id="2" w:name="_Toc243681861"/>
+      <w:bookmarkStart w:id="2" w:name="_Toc243682972"/>
       <w:r>
         <w:t>Scope</w:t>
       </w:r>
@@ -4991,7 +4991,7 @@
       <w:pPr>
         <w:pStyle w:val="Heading2"/>
       </w:pPr>
-      <w:bookmarkStart w:id="3" w:name="_Toc243681862"/>
+      <w:bookmarkStart w:id="3" w:name="_Toc243682973"/>
       <w:r>
         <w:t>Acceptance Criteria</w:t>
       </w:r>
@@ -5014,7 +5014,7 @@
         <w:pStyle w:val="Heading1"/>
         <w:ind w:left="720" w:hanging="720"/>
       </w:pPr>
-      <w:bookmarkStart w:id="4" w:name="_Toc243681863"/>
+      <w:bookmarkStart w:id="4" w:name="_Toc243682974"/>
       <w:r>
         <w:t>References</w:t>
       </w:r>
@@ -5073,7 +5073,7 @@
         <w:pStyle w:val="Heading1"/>
         <w:ind w:left="720" w:hanging="720"/>
       </w:pPr>
-      <w:bookmarkStart w:id="5" w:name="_Toc243681864"/>
+      <w:bookmarkStart w:id="5" w:name="_Toc243682975"/>
       <w:r>
         <w:t>Test Environment and Equipment</w:t>
       </w:r>
@@ -5397,7 +5397,7 @@
         <w:pStyle w:val="Caption"/>
         <w:jc w:val="center"/>
       </w:pPr>
-      <w:bookmarkStart w:id="6" w:name="_Toc243681878"/>
+      <w:bookmarkStart w:id="6" w:name="_Toc243682989"/>
       <w:r>
         <w:rPr>
           <w:rFonts w:ascii="Times New Roman" w:eastAsia="Times New Roman" w:hAnsi="Times New Roman" w:cs="Times New Roman"/>
@@ -5448,7 +5448,7 @@
         <w:pStyle w:val="Heading1"/>
         <w:ind w:left="720" w:hanging="720"/>
       </w:pPr>
-      <w:bookmarkStart w:id="7" w:name="_Toc243681865"/>
+      <w:bookmarkStart w:id="7" w:name="_Toc243682976"/>
       <w:r>
         <w:t>Preconditions</w:t>
       </w:r>
@@ -5507,7 +5507,7 @@
         <w:pStyle w:val="Heading1"/>
         <w:ind w:left="720" w:hanging="720"/>
       </w:pPr>
-      <w:bookmarkStart w:id="8" w:name="_Toc243681866"/>
+      <w:bookmarkStart w:id="8" w:name="_Toc243682977"/>
       <w:r>
         <w:lastRenderedPageBreak/>
         <w:t>Test Cases</w:t>
@@ -5518,7 +5518,7 @@
       <w:pPr>
         <w:pStyle w:val="Heading2"/>
       </w:pPr>
-      <w:bookmarkStart w:id="9" w:name="_Toc243681867"/>
+      <w:bookmarkStart w:id="9" w:name="_Toc243682978"/>
       <w:r>
         <w:t>TC-01: Power-On and Connection</w:t>
       </w:r>
@@ -5890,7 +5890,7 @@
         <w:pStyle w:val="Caption"/>
         <w:jc w:val="center"/>
       </w:pPr>
-      <w:bookmarkStart w:id="10" w:name="_Toc243681879"/>
+      <w:bookmarkStart w:id="10" w:name="_Toc243682990"/>
       <w:r>
         <w:rPr>
           <w:rFonts w:ascii="Times New Roman" w:eastAsia="Times New Roman" w:hAnsi="Times New Roman" w:cs="Times New Roman"/>
@@ -5940,7 +5940,7 @@
       <w:pPr>
         <w:pStyle w:val="Heading2"/>
       </w:pPr>
-      <w:bookmarkStart w:id="11" w:name="_Toc243681868"/>
+      <w:bookmarkStart w:id="11" w:name="_Toc243682979"/>
       <w:r>
         <w:t>TC-02: Continuity Test (Mode 1)</w:t>
       </w:r>
@@ -6335,7 +6335,7 @@
         <w:pStyle w:val="Caption"/>
         <w:jc w:val="center"/>
       </w:pPr>
-      <w:bookmarkStart w:id="12" w:name="_Toc243681880"/>
+      <w:bookmarkStart w:id="12" w:name="_Toc243682991"/>
       <w:r>
         <w:rPr>
           <w:rFonts w:ascii="Times New Roman" w:eastAsia="Times New Roman" w:hAnsi="Times New Roman" w:cs="Times New Roman"/>
@@ -6385,7 +6385,7 @@
       <w:pPr>
         <w:pStyle w:val="Heading2"/>
       </w:pPr>
-      <w:bookmarkStart w:id="13" w:name="_Toc243681869"/>
+      <w:bookmarkStart w:id="13" w:name="_Toc243682980"/>
       <w:r>
         <w:t>TC-03: Resistance Test (Mode 1)</w:t>
       </w:r>
@@ -6779,7 +6779,7 @@
         <w:pStyle w:val="Caption"/>
         <w:jc w:val="center"/>
       </w:pPr>
-      <w:bookmarkStart w:id="14" w:name="_Toc243681881"/>
+      <w:bookmarkStart w:id="14" w:name="_Toc243682992"/>
       <w:r>
         <w:rPr>
           <w:rFonts w:ascii="Times New Roman" w:eastAsia="Times New Roman" w:hAnsi="Times New Roman" w:cs="Times New Roman"/>
@@ -6829,7 +6829,7 @@
       <w:pPr>
         <w:pStyle w:val="Heading2"/>
       </w:pPr>
-      <w:bookmarkStart w:id="15" w:name="_Toc243681870"/>
+      <w:bookmarkStart w:id="15" w:name="_Toc243682981"/>
       <w:r>
         <w:t>TC-04: Fixture Handover</w:t>
       </w:r>
@@ -7201,7 +7201,7 @@
         <w:pStyle w:val="Caption"/>
         <w:jc w:val="center"/>
       </w:pPr>
-      <w:bookmarkStart w:id="16" w:name="_Toc243681882"/>
+      <w:bookmarkStart w:id="16" w:name="_Toc243682993"/>
       <w:r>
         <w:rPr>
           <w:rFonts w:ascii="Times New Roman" w:eastAsia="Times New Roman" w:hAnsi="Times New Roman" w:cs="Times New Roman"/>
@@ -7251,7 +7251,7 @@
       <w:pPr>
         <w:pStyle w:val="Heading2"/>
       </w:pPr>
-      <w:bookmarkStart w:id="17" w:name="_Toc243681871"/>
+      <w:bookmarkStart w:id="17" w:name="_Toc243682982"/>
       <w:r>
         <w:t>TC-05: Insulation Test (Mode 2)</w:t>
       </w:r>
@@ -7645,7 +7645,7 @@
         <w:pStyle w:val="Caption"/>
         <w:jc w:val="center"/>
       </w:pPr>
-      <w:bookmarkStart w:id="18" w:name="_Toc243681883"/>
+      <w:bookmarkStart w:id="18" w:name="_Toc243682994"/>
       <w:r>
         <w:rPr>
           <w:rFonts w:ascii="Times New Roman" w:eastAsia="Times New Roman" w:hAnsi="Times New Roman" w:cs="Times New Roman"/>
@@ -7695,7 +7695,7 @@
       <w:pPr>
         <w:pStyle w:val="Heading2"/>
       </w:pPr>
-      <w:bookmarkStart w:id="19" w:name="_Toc243681872"/>
+      <w:bookmarkStart w:id="19" w:name="_Toc243682983"/>
       <w:r>
         <w:t>TC-06: Abort</w:t>
       </w:r>
@@ -8044,7 +8044,7 @@
         <w:pStyle w:val="Caption"/>
         <w:jc w:val="center"/>
       </w:pPr>
-      <w:bookmarkStart w:id="20" w:name="_Toc243681884"/>
+      <w:bookmarkStart w:id="20" w:name="_Toc243682995"/>
       <w:r>
         <w:rPr>
           <w:rFonts w:ascii="Times New Roman" w:eastAsia="Times New Roman" w:hAnsi="Times New Roman" w:cs="Times New Roman"/>
@@ -8094,7 +8094,7 @@
       <w:pPr>
         <w:pStyle w:val="Heading2"/>
       </w:pPr>
-      <w:bookmarkStart w:id="21" w:name="_Toc243681873"/>
+      <w:bookmarkStart w:id="21" w:name="_Toc243682984"/>
       <w:r>
         <w:t>TC-07: Fault Handling</w:t>
       </w:r>
@@ -8467,7 +8467,7 @@
         <w:pStyle w:val="Caption"/>
         <w:jc w:val="center"/>
       </w:pPr>
-      <w:bookmarkStart w:id="22" w:name="_Toc243681885"/>
+      <w:bookmarkStart w:id="22" w:name="_Toc243682996"/>
       <w:r>
         <w:rPr>
           <w:rFonts w:ascii="Times New Roman" w:eastAsia="Times New Roman" w:hAnsi="Times New Roman" w:cs="Times New Roman"/>
@@ -8517,7 +8517,7 @@
       <w:pPr>
         <w:pStyle w:val="Heading2"/>
       </w:pPr>
-      <w:bookmarkStart w:id="23" w:name="_Toc243681874"/>
+      <w:bookmarkStart w:id="23" w:name="_Toc243682985"/>
       <w:r>
         <w:t>TC-08: Results Export</w:t>
       </w:r>
@@ -8866,7 +8866,7 @@
         <w:pStyle w:val="Caption"/>
         <w:jc w:val="center"/>
       </w:pPr>
-      <w:bookmarkStart w:id="24" w:name="_Toc243681886"/>
+      <w:bookmarkStart w:id="24" w:name="_Toc243682997"/>
       <w:r>
         <w:rPr>
           <w:rFonts w:ascii="Times New Roman" w:eastAsia="Times New Roman" w:hAnsi="Times New Roman" w:cs="Times New Roman"/>
@@ -8917,7 +8917,7 @@
         <w:pStyle w:val="Heading1"/>
         <w:ind w:left="720" w:hanging="720"/>
       </w:pPr>
-      <w:bookmarkStart w:id="25" w:name="_Toc243681875"/>
+      <w:bookmarkStart w:id="25" w:name="_Toc243682986"/>
       <w:r>
         <w:t>Test Completion Summary</w:t>
       </w:r>
@@ -9502,7 +9502,7 @@
         <w:pStyle w:val="Caption"/>
         <w:jc w:val="center"/>
       </w:pPr>
-      <w:bookmarkStart w:id="26" w:name="_Toc243681887"/>
+      <w:bookmarkStart w:id="26" w:name="_Toc243682998"/>
       <w:r>
         <w:rPr>
           <w:rFonts w:ascii="Times New Roman" w:eastAsia="Times New Roman" w:hAnsi="Times New Roman" w:cs="Times New Roman"/>
@@ -9553,7 +9553,7 @@
         <w:pStyle w:val="Heading1"/>
         <w:ind w:left="720" w:hanging="720"/>
       </w:pPr>
-      <w:bookmarkStart w:id="27" w:name="_Toc243681876"/>
+      <w:bookmarkStart w:id="27" w:name="_Toc243682987"/>
       <w:r>
         <w:t>Deviations and Overall Verdict</w:t>
       </w:r>
@@ -9771,7 +9771,7 @@
         <w:pStyle w:val="Caption"/>
         <w:jc w:val="center"/>
       </w:pPr>
-      <w:bookmarkStart w:id="28" w:name="_Toc243681888"/>
+      <w:bookmarkStart w:id="28" w:name="_Toc243682999"/>
       <w:r>
         <w:rPr>
           <w:rFonts w:ascii="Times New Roman" w:eastAsia="Times New Roman" w:hAnsi="Times New Roman" w:cs="Times New Roman"/>
@@ -9853,7 +9853,7 @@
         <w:pStyle w:val="Heading1"/>
         <w:ind w:left="720" w:hanging="720"/>
       </w:pPr>
-      <w:bookmarkStart w:id="29" w:name="_Toc243681877"/>
+      <w:bookmarkStart w:id="29" w:name="_Toc243682988"/>
       <w:r>
         <w:t>Sign-off</w:t>
       </w:r>
@@ -10182,7 +10182,7 @@
         <w:pStyle w:val="Caption"/>
         <w:jc w:val="center"/>
       </w:pPr>
-      <w:bookmarkStart w:id="30" w:name="_Toc243681889"/>
+      <w:bookmarkStart w:id="30" w:name="_Toc243683000"/>
       <w:r>
         <w:rPr>
           <w:rFonts w:ascii="Times New Roman" w:eastAsia="Times New Roman" w:hAnsi="Times New Roman" w:cs="Times New Roman"/>
@@ -10399,7 +10399,7 @@
         <w:sz w:val="18"/>
         <w:szCs w:val="18"/>
       </w:rPr>
-      <w:t>5</w:t>
+      <w:t>6</w:t>
     </w:r>
     <w:r>
       <w:rPr>
@@ -10408,7 +10408,7 @@
         <w:sz w:val="18"/>
         <w:szCs w:val="18"/>
       </w:rPr>
-      <w:t xml:space="preserve"> All Rights Reserved by </w:t>
+      <w:t xml:space="preserve"> All Rights Reserved by Atulya Core Tech (ACT)</w:t>
     </w:r>
   </w:p>
   <w:p>

--- a/Customer_Package/0_Documents/5_Functional_Test_Procedure.docx
+++ b/Customer_Package/0_Documents/5_Functional_Test_Procedure.docx
@@ -347,7 +347,7 @@
                 <w:rFonts w:ascii="Poppins" w:eastAsia="Poppins" w:hAnsi="Poppins" w:cs="Poppins"/>
                 <w:color w:val="000000" w:themeColor="text1"/>
               </w:rPr>
-              <w:t>HT_MK1 Harness Tester</w:t>
+              <w:t>HT_MK1 Harness Tester - Infinity Integrations Pvt Ltd</w:t>
             </w:r>
           </w:p>
         </w:tc>
@@ -1673,6 +1673,12 @@
                 <w:lang w:val="en-US"/>
               </w:rPr>
             </w:pPr>
+            <w:r>
+              <w:rPr>
+                <w:rFonts w:ascii="Times New Roman" w:eastAsia="Times New Roman" w:hAnsi="Times New Roman" w:cs="Times New Roman"/>
+              </w:rPr>
+              <w:t>Infinity Integrations Pvt Ltd</w:t>
+            </w:r>
           </w:p>
         </w:tc>
       </w:tr>
@@ -2386,7 +2392,7 @@
       <w:r>
         <w:fldChar w:fldCharType="separate"/>
       </w:r>
-      <w:hyperlink w:anchor="_Toc243682970" w:history="1">
+      <w:hyperlink w:anchor="_Toc243683406" w:history="1">
         <w:r>
           <w:rPr>
             <w:rStyle w:val="Hyperlink"/>
@@ -2428,7 +2434,7 @@
             <w:noProof/>
             <w:webHidden/>
           </w:rPr>
-          <w:instrText xml:space="preserve"> PAGEREF _Toc243682970 \h </w:instrText>
+          <w:instrText xml:space="preserve"> PAGEREF _Toc243683406 \h </w:instrText>
         </w:r>
         <w:r>
           <w:rPr>
@@ -2472,7 +2478,7 @@
           <w:lang w:eastAsia="en-IN"/>
         </w:rPr>
       </w:pPr>
-      <w:hyperlink w:anchor="_Toc243682971" w:history="1">
+      <w:hyperlink w:anchor="_Toc243683407" w:history="1">
         <w:r>
           <w:rPr>
             <w:rStyle w:val="Hyperlink"/>
@@ -2516,7 +2522,7 @@
             <w:noProof/>
             <w:webHidden/>
           </w:rPr>
-          <w:instrText xml:space="preserve"> PAGEREF _Toc243682971 \h </w:instrText>
+          <w:instrText xml:space="preserve"> PAGEREF _Toc243683407 \h </w:instrText>
         </w:r>
         <w:r>
           <w:rPr>
@@ -2560,7 +2566,7 @@
           <w:lang w:eastAsia="en-IN"/>
         </w:rPr>
       </w:pPr>
-      <w:hyperlink w:anchor="_Toc243682972" w:history="1">
+      <w:hyperlink w:anchor="_Toc243683408" w:history="1">
         <w:r>
           <w:rPr>
             <w:rStyle w:val="Hyperlink"/>
@@ -2604,7 +2610,7 @@
             <w:noProof/>
             <w:webHidden/>
           </w:rPr>
-          <w:instrText xml:space="preserve"> PAGEREF _Toc243682972 \h </w:instrText>
+          <w:instrText xml:space="preserve"> PAGEREF _Toc243683408 \h </w:instrText>
         </w:r>
         <w:r>
           <w:rPr>
@@ -2648,7 +2654,7 @@
           <w:lang w:eastAsia="en-IN"/>
         </w:rPr>
       </w:pPr>
-      <w:hyperlink w:anchor="_Toc243682973" w:history="1">
+      <w:hyperlink w:anchor="_Toc243683409" w:history="1">
         <w:r>
           <w:rPr>
             <w:rStyle w:val="Hyperlink"/>
@@ -2692,7 +2698,7 @@
             <w:noProof/>
             <w:webHidden/>
           </w:rPr>
-          <w:instrText xml:space="preserve"> PAGEREF _Toc243682973 \h </w:instrText>
+          <w:instrText xml:space="preserve"> PAGEREF _Toc243683409 \h </w:instrText>
         </w:r>
         <w:r>
           <w:rPr>
@@ -2736,7 +2742,7 @@
           <w:lang w:eastAsia="en-IN"/>
         </w:rPr>
       </w:pPr>
-      <w:hyperlink w:anchor="_Toc243682974" w:history="1">
+      <w:hyperlink w:anchor="_Toc243683410" w:history="1">
         <w:r>
           <w:rPr>
             <w:rStyle w:val="Hyperlink"/>
@@ -2778,7 +2784,7 @@
             <w:noProof/>
             <w:webHidden/>
           </w:rPr>
-          <w:instrText xml:space="preserve"> PAGEREF _Toc243682974 \h </w:instrText>
+          <w:instrText xml:space="preserve"> PAGEREF _Toc243683410 \h </w:instrText>
         </w:r>
         <w:r>
           <w:rPr>
@@ -2822,7 +2828,7 @@
           <w:lang w:eastAsia="en-IN"/>
         </w:rPr>
       </w:pPr>
-      <w:hyperlink w:anchor="_Toc243682975" w:history="1">
+      <w:hyperlink w:anchor="_Toc243683411" w:history="1">
         <w:r>
           <w:rPr>
             <w:rStyle w:val="Hyperlink"/>
@@ -2864,7 +2870,7 @@
             <w:noProof/>
             <w:webHidden/>
           </w:rPr>
-          <w:instrText xml:space="preserve"> PAGEREF _Toc243682975 \h </w:instrText>
+          <w:instrText xml:space="preserve"> PAGEREF _Toc243683411 \h </w:instrText>
         </w:r>
         <w:r>
           <w:rPr>
@@ -2908,7 +2914,7 @@
           <w:lang w:eastAsia="en-IN"/>
         </w:rPr>
       </w:pPr>
-      <w:hyperlink w:anchor="_Toc243682976" w:history="1">
+      <w:hyperlink w:anchor="_Toc243683412" w:history="1">
         <w:r>
           <w:rPr>
             <w:rStyle w:val="Hyperlink"/>
@@ -2950,7 +2956,7 @@
             <w:noProof/>
             <w:webHidden/>
           </w:rPr>
-          <w:instrText xml:space="preserve"> PAGEREF _Toc243682976 \h </w:instrText>
+          <w:instrText xml:space="preserve"> PAGEREF _Toc243683412 \h </w:instrText>
         </w:r>
         <w:r>
           <w:rPr>
@@ -2994,7 +3000,7 @@
           <w:lang w:eastAsia="en-IN"/>
         </w:rPr>
       </w:pPr>
-      <w:hyperlink w:anchor="_Toc243682977" w:history="1">
+      <w:hyperlink w:anchor="_Toc243683413" w:history="1">
         <w:r>
           <w:rPr>
             <w:rStyle w:val="Hyperlink"/>
@@ -3036,7 +3042,7 @@
             <w:noProof/>
             <w:webHidden/>
           </w:rPr>
-          <w:instrText xml:space="preserve"> PAGEREF _Toc243682977 \h </w:instrText>
+          <w:instrText xml:space="preserve"> PAGEREF _Toc243683413 \h </w:instrText>
         </w:r>
         <w:r>
           <w:rPr>
@@ -3080,7 +3086,7 @@
           <w:lang w:eastAsia="en-IN"/>
         </w:rPr>
       </w:pPr>
-      <w:hyperlink w:anchor="_Toc243682978" w:history="1">
+      <w:hyperlink w:anchor="_Toc243683414" w:history="1">
         <w:r>
           <w:rPr>
             <w:rStyle w:val="Hyperlink"/>
@@ -3124,7 +3130,7 @@
             <w:noProof/>
             <w:webHidden/>
           </w:rPr>
-          <w:instrText xml:space="preserve"> PAGEREF _Toc243682978 \h </w:instrText>
+          <w:instrText xml:space="preserve"> PAGEREF _Toc243683414 \h </w:instrText>
         </w:r>
         <w:r>
           <w:rPr>
@@ -3168,7 +3174,7 @@
           <w:lang w:eastAsia="en-IN"/>
         </w:rPr>
       </w:pPr>
-      <w:hyperlink w:anchor="_Toc243682979" w:history="1">
+      <w:hyperlink w:anchor="_Toc243683415" w:history="1">
         <w:r>
           <w:rPr>
             <w:rStyle w:val="Hyperlink"/>
@@ -3212,7 +3218,7 @@
             <w:noProof/>
             <w:webHidden/>
           </w:rPr>
-          <w:instrText xml:space="preserve"> PAGEREF _Toc243682979 \h </w:instrText>
+          <w:instrText xml:space="preserve"> PAGEREF _Toc243683415 \h </w:instrText>
         </w:r>
         <w:r>
           <w:rPr>
@@ -3256,7 +3262,7 @@
           <w:lang w:eastAsia="en-IN"/>
         </w:rPr>
       </w:pPr>
-      <w:hyperlink w:anchor="_Toc243682980" w:history="1">
+      <w:hyperlink w:anchor="_Toc243683416" w:history="1">
         <w:r>
           <w:rPr>
             <w:rStyle w:val="Hyperlink"/>
@@ -3300,7 +3306,7 @@
             <w:noProof/>
             <w:webHidden/>
           </w:rPr>
-          <w:instrText xml:space="preserve"> PAGEREF _Toc243682980 \h </w:instrText>
+          <w:instrText xml:space="preserve"> PAGEREF _Toc243683416 \h </w:instrText>
         </w:r>
         <w:r>
           <w:rPr>
@@ -3344,7 +3350,7 @@
           <w:lang w:eastAsia="en-IN"/>
         </w:rPr>
       </w:pPr>
-      <w:hyperlink w:anchor="_Toc243682981" w:history="1">
+      <w:hyperlink w:anchor="_Toc243683417" w:history="1">
         <w:r>
           <w:rPr>
             <w:rStyle w:val="Hyperlink"/>
@@ -3388,7 +3394,7 @@
             <w:noProof/>
             <w:webHidden/>
           </w:rPr>
-          <w:instrText xml:space="preserve"> PAGEREF _Toc243682981 \h </w:instrText>
+          <w:instrText xml:space="preserve"> PAGEREF _Toc243683417 \h </w:instrText>
         </w:r>
         <w:r>
           <w:rPr>
@@ -3432,7 +3438,7 @@
           <w:lang w:eastAsia="en-IN"/>
         </w:rPr>
       </w:pPr>
-      <w:hyperlink w:anchor="_Toc243682982" w:history="1">
+      <w:hyperlink w:anchor="_Toc243683418" w:history="1">
         <w:r>
           <w:rPr>
             <w:rStyle w:val="Hyperlink"/>
@@ -3476,7 +3482,7 @@
             <w:noProof/>
             <w:webHidden/>
           </w:rPr>
-          <w:instrText xml:space="preserve"> PAGEREF _Toc243682982 \h </w:instrText>
+          <w:instrText xml:space="preserve"> PAGEREF _Toc243683418 \h </w:instrText>
         </w:r>
         <w:r>
           <w:rPr>
@@ -3520,7 +3526,7 @@
           <w:lang w:eastAsia="en-IN"/>
         </w:rPr>
       </w:pPr>
-      <w:hyperlink w:anchor="_Toc243682983" w:history="1">
+      <w:hyperlink w:anchor="_Toc243683419" w:history="1">
         <w:r>
           <w:rPr>
             <w:rStyle w:val="Hyperlink"/>
@@ -3564,7 +3570,7 @@
             <w:noProof/>
             <w:webHidden/>
           </w:rPr>
-          <w:instrText xml:space="preserve"> PAGEREF _Toc243682983 \h </w:instrText>
+          <w:instrText xml:space="preserve"> PAGEREF _Toc243683419 \h </w:instrText>
         </w:r>
         <w:r>
           <w:rPr>
@@ -3608,7 +3614,7 @@
           <w:lang w:eastAsia="en-IN"/>
         </w:rPr>
       </w:pPr>
-      <w:hyperlink w:anchor="_Toc243682984" w:history="1">
+      <w:hyperlink w:anchor="_Toc243683420" w:history="1">
         <w:r>
           <w:rPr>
             <w:rStyle w:val="Hyperlink"/>
@@ -3652,7 +3658,7 @@
             <w:noProof/>
             <w:webHidden/>
           </w:rPr>
-          <w:instrText xml:space="preserve"> PAGEREF _Toc243682984 \h </w:instrText>
+          <w:instrText xml:space="preserve"> PAGEREF _Toc243683420 \h </w:instrText>
         </w:r>
         <w:r>
           <w:rPr>
@@ -3696,7 +3702,7 @@
           <w:lang w:eastAsia="en-IN"/>
         </w:rPr>
       </w:pPr>
-      <w:hyperlink w:anchor="_Toc243682985" w:history="1">
+      <w:hyperlink w:anchor="_Toc243683421" w:history="1">
         <w:r>
           <w:rPr>
             <w:rStyle w:val="Hyperlink"/>
@@ -3740,7 +3746,7 @@
             <w:noProof/>
             <w:webHidden/>
           </w:rPr>
-          <w:instrText xml:space="preserve"> PAGEREF _Toc243682985 \h </w:instrText>
+          <w:instrText xml:space="preserve"> PAGEREF _Toc243683421 \h </w:instrText>
         </w:r>
         <w:r>
           <w:rPr>
@@ -3784,7 +3790,7 @@
           <w:lang w:eastAsia="en-IN"/>
         </w:rPr>
       </w:pPr>
-      <w:hyperlink w:anchor="_Toc243682986" w:history="1">
+      <w:hyperlink w:anchor="_Toc243683422" w:history="1">
         <w:r>
           <w:rPr>
             <w:rStyle w:val="Hyperlink"/>
@@ -3826,7 +3832,7 @@
             <w:noProof/>
             <w:webHidden/>
           </w:rPr>
-          <w:instrText xml:space="preserve"> PAGEREF _Toc243682986 \h </w:instrText>
+          <w:instrText xml:space="preserve"> PAGEREF _Toc243683422 \h </w:instrText>
         </w:r>
         <w:r>
           <w:rPr>
@@ -3870,7 +3876,7 @@
           <w:lang w:eastAsia="en-IN"/>
         </w:rPr>
       </w:pPr>
-      <w:hyperlink w:anchor="_Toc243682987" w:history="1">
+      <w:hyperlink w:anchor="_Toc243683423" w:history="1">
         <w:r>
           <w:rPr>
             <w:rStyle w:val="Hyperlink"/>
@@ -3912,7 +3918,7 @@
             <w:noProof/>
             <w:webHidden/>
           </w:rPr>
-          <w:instrText xml:space="preserve"> PAGEREF _Toc243682987 \h </w:instrText>
+          <w:instrText xml:space="preserve"> PAGEREF _Toc243683423 \h </w:instrText>
         </w:r>
         <w:r>
           <w:rPr>
@@ -3956,7 +3962,7 @@
           <w:lang w:eastAsia="en-IN"/>
         </w:rPr>
       </w:pPr>
-      <w:hyperlink w:anchor="_Toc243682988" w:history="1">
+      <w:hyperlink w:anchor="_Toc243683424" w:history="1">
         <w:r>
           <w:rPr>
             <w:rStyle w:val="Hyperlink"/>
@@ -3998,7 +4004,7 @@
             <w:noProof/>
             <w:webHidden/>
           </w:rPr>
-          <w:instrText xml:space="preserve"> PAGEREF _Toc243682988 \h </w:instrText>
+          <w:instrText xml:space="preserve"> PAGEREF _Toc243683424 \h </w:instrText>
         </w:r>
         <w:r>
           <w:rPr>
@@ -4075,7 +4081,7 @@
       <w:r>
         <w:fldChar w:fldCharType="separate"/>
       </w:r>
-      <w:hyperlink w:anchor="_Toc243682989" w:history="1">
+      <w:hyperlink w:anchor="_Toc243683425" w:history="1">
         <w:r>
           <w:rPr>
             <w:rStyle w:val="Hyperlink"/>
@@ -4103,7 +4109,7 @@
             <w:noProof/>
             <w:webHidden/>
           </w:rPr>
-          <w:instrText xml:space="preserve"> PAGEREF _Toc243682989 \h </w:instrText>
+          <w:instrText xml:space="preserve"> PAGEREF _Toc243683425 \h </w:instrText>
         </w:r>
         <w:r>
           <w:rPr>
@@ -4146,7 +4152,7 @@
           <w:lang w:eastAsia="en-IN"/>
         </w:rPr>
       </w:pPr>
-      <w:hyperlink w:anchor="_Toc243682990" w:history="1">
+      <w:hyperlink w:anchor="_Toc243683426" w:history="1">
         <w:r>
           <w:rPr>
             <w:rStyle w:val="Hyperlink"/>
@@ -4174,7 +4180,7 @@
             <w:noProof/>
             <w:webHidden/>
           </w:rPr>
-          <w:instrText xml:space="preserve"> PAGEREF _Toc243682990 \h </w:instrText>
+          <w:instrText xml:space="preserve"> PAGEREF _Toc243683426 \h </w:instrText>
         </w:r>
         <w:r>
           <w:rPr>
@@ -4217,7 +4223,7 @@
           <w:lang w:eastAsia="en-IN"/>
         </w:rPr>
       </w:pPr>
-      <w:hyperlink w:anchor="_Toc243682991" w:history="1">
+      <w:hyperlink w:anchor="_Toc243683427" w:history="1">
         <w:r>
           <w:rPr>
             <w:rStyle w:val="Hyperlink"/>
@@ -4245,7 +4251,7 @@
             <w:noProof/>
             <w:webHidden/>
           </w:rPr>
-          <w:instrText xml:space="preserve"> PAGEREF _Toc243682991 \h </w:instrText>
+          <w:instrText xml:space="preserve"> PAGEREF _Toc243683427 \h </w:instrText>
         </w:r>
         <w:r>
           <w:rPr>
@@ -4288,7 +4294,7 @@
           <w:lang w:eastAsia="en-IN"/>
         </w:rPr>
       </w:pPr>
-      <w:hyperlink w:anchor="_Toc243682992" w:history="1">
+      <w:hyperlink w:anchor="_Toc243683428" w:history="1">
         <w:r>
           <w:rPr>
             <w:rStyle w:val="Hyperlink"/>
@@ -4316,7 +4322,7 @@
             <w:noProof/>
             <w:webHidden/>
           </w:rPr>
-          <w:instrText xml:space="preserve"> PAGEREF _Toc243682992 \h </w:instrText>
+          <w:instrText xml:space="preserve"> PAGEREF _Toc243683428 \h </w:instrText>
         </w:r>
         <w:r>
           <w:rPr>
@@ -4359,7 +4365,7 @@
           <w:lang w:eastAsia="en-IN"/>
         </w:rPr>
       </w:pPr>
-      <w:hyperlink w:anchor="_Toc243682993" w:history="1">
+      <w:hyperlink w:anchor="_Toc243683429" w:history="1">
         <w:r>
           <w:rPr>
             <w:rStyle w:val="Hyperlink"/>
@@ -4387,7 +4393,7 @@
             <w:noProof/>
             <w:webHidden/>
           </w:rPr>
-          <w:instrText xml:space="preserve"> PAGEREF _Toc243682993 \h </w:instrText>
+          <w:instrText xml:space="preserve"> PAGEREF _Toc243683429 \h </w:instrText>
         </w:r>
         <w:r>
           <w:rPr>
@@ -4430,7 +4436,7 @@
           <w:lang w:eastAsia="en-IN"/>
         </w:rPr>
       </w:pPr>
-      <w:hyperlink w:anchor="_Toc243682994" w:history="1">
+      <w:hyperlink w:anchor="_Toc243683430" w:history="1">
         <w:r>
           <w:rPr>
             <w:rStyle w:val="Hyperlink"/>
@@ -4458,7 +4464,7 @@
             <w:noProof/>
             <w:webHidden/>
           </w:rPr>
-          <w:instrText xml:space="preserve"> PAGEREF _Toc243682994 \h </w:instrText>
+          <w:instrText xml:space="preserve"> PAGEREF _Toc243683430 \h </w:instrText>
         </w:r>
         <w:r>
           <w:rPr>
@@ -4501,7 +4507,7 @@
           <w:lang w:eastAsia="en-IN"/>
         </w:rPr>
       </w:pPr>
-      <w:hyperlink w:anchor="_Toc243682995" w:history="1">
+      <w:hyperlink w:anchor="_Toc243683431" w:history="1">
         <w:r>
           <w:rPr>
             <w:rStyle w:val="Hyperlink"/>
@@ -4529,7 +4535,7 @@
             <w:noProof/>
             <w:webHidden/>
           </w:rPr>
-          <w:instrText xml:space="preserve"> PAGEREF _Toc243682995 \h </w:instrText>
+          <w:instrText xml:space="preserve"> PAGEREF _Toc243683431 \h </w:instrText>
         </w:r>
         <w:r>
           <w:rPr>
@@ -4572,7 +4578,7 @@
           <w:lang w:eastAsia="en-IN"/>
         </w:rPr>
       </w:pPr>
-      <w:hyperlink w:anchor="_Toc243682996" w:history="1">
+      <w:hyperlink w:anchor="_Toc243683432" w:history="1">
         <w:r>
           <w:rPr>
             <w:rStyle w:val="Hyperlink"/>
@@ -4600,7 +4606,7 @@
             <w:noProof/>
             <w:webHidden/>
           </w:rPr>
-          <w:instrText xml:space="preserve"> PAGEREF _Toc243682996 \h </w:instrText>
+          <w:instrText xml:space="preserve"> PAGEREF _Toc243683432 \h </w:instrText>
         </w:r>
         <w:r>
           <w:rPr>
@@ -4643,7 +4649,7 @@
           <w:lang w:eastAsia="en-IN"/>
         </w:rPr>
       </w:pPr>
-      <w:hyperlink w:anchor="_Toc243682997" w:history="1">
+      <w:hyperlink w:anchor="_Toc243683433" w:history="1">
         <w:r>
           <w:rPr>
             <w:rStyle w:val="Hyperlink"/>
@@ -4671,7 +4677,7 @@
             <w:noProof/>
             <w:webHidden/>
           </w:rPr>
-          <w:instrText xml:space="preserve"> PAGEREF _Toc243682997 \h </w:instrText>
+          <w:instrText xml:space="preserve"> PAGEREF _Toc243683433 \h </w:instrText>
         </w:r>
         <w:r>
           <w:rPr>
@@ -4714,7 +4720,7 @@
           <w:lang w:eastAsia="en-IN"/>
         </w:rPr>
       </w:pPr>
-      <w:hyperlink w:anchor="_Toc243682998" w:history="1">
+      <w:hyperlink w:anchor="_Toc243683434" w:history="1">
         <w:r>
           <w:rPr>
             <w:rStyle w:val="Hyperlink"/>
@@ -4742,7 +4748,7 @@
             <w:noProof/>
             <w:webHidden/>
           </w:rPr>
-          <w:instrText xml:space="preserve"> PAGEREF _Toc243682998 \h </w:instrText>
+          <w:instrText xml:space="preserve"> PAGEREF _Toc243683434 \h </w:instrText>
         </w:r>
         <w:r>
           <w:rPr>
@@ -4785,7 +4791,7 @@
           <w:lang w:eastAsia="en-IN"/>
         </w:rPr>
       </w:pPr>
-      <w:hyperlink w:anchor="_Toc243682999" w:history="1">
+      <w:hyperlink w:anchor="_Toc243683435" w:history="1">
         <w:r>
           <w:rPr>
             <w:rStyle w:val="Hyperlink"/>
@@ -4813,7 +4819,7 @@
             <w:noProof/>
             <w:webHidden/>
           </w:rPr>
-          <w:instrText xml:space="preserve"> PAGEREF _Toc243682999 \h </w:instrText>
+          <w:instrText xml:space="preserve"> PAGEREF _Toc243683435 \h </w:instrText>
         </w:r>
         <w:r>
           <w:rPr>
@@ -4856,7 +4862,7 @@
           <w:lang w:eastAsia="en-IN"/>
         </w:rPr>
       </w:pPr>
-      <w:hyperlink w:anchor="_Toc243683000" w:history="1">
+      <w:hyperlink w:anchor="_Toc243683436" w:history="1">
         <w:r>
           <w:rPr>
             <w:rStyle w:val="Hyperlink"/>
@@ -4884,7 +4890,7 @@
             <w:noProof/>
             <w:webHidden/>
           </w:rPr>
-          <w:instrText xml:space="preserve"> PAGEREF _Toc243683000 \h </w:instrText>
+          <w:instrText xml:space="preserve"> PAGEREF _Toc243683436 \h </w:instrText>
         </w:r>
         <w:r>
           <w:rPr>
@@ -4936,7 +4942,7 @@
         <w:pStyle w:val="Heading1"/>
         <w:ind w:left="720" w:hanging="720"/>
       </w:pPr>
-      <w:bookmarkStart w:id="0" w:name="_Toc243682970"/>
+      <w:bookmarkStart w:id="0" w:name="_Toc243683406"/>
       <w:r>
         <w:lastRenderedPageBreak/>
         <w:t>Purpose and Scope</w:t>
@@ -4947,7 +4953,7 @@
       <w:pPr>
         <w:pStyle w:val="Heading2"/>
       </w:pPr>
-      <w:bookmarkStart w:id="1" w:name="_Toc243682971"/>
+      <w:bookmarkStart w:id="1" w:name="_Toc243683407"/>
       <w:r>
         <w:t>Purpose</w:t>
       </w:r>
@@ -4969,7 +4975,7 @@
       <w:pPr>
         <w:pStyle w:val="Heading2"/>
       </w:pPr>
-      <w:bookmarkStart w:id="2" w:name="_Toc243682972"/>
+      <w:bookmarkStart w:id="2" w:name="_Toc243683408"/>
       <w:r>
         <w:t>Scope</w:t>
       </w:r>
@@ -4991,7 +4997,7 @@
       <w:pPr>
         <w:pStyle w:val="Heading2"/>
       </w:pPr>
-      <w:bookmarkStart w:id="3" w:name="_Toc243682973"/>
+      <w:bookmarkStart w:id="3" w:name="_Toc243683409"/>
       <w:r>
         <w:t>Acceptance Criteria</w:t>
       </w:r>
@@ -5014,7 +5020,7 @@
         <w:pStyle w:val="Heading1"/>
         <w:ind w:left="720" w:hanging="720"/>
       </w:pPr>
-      <w:bookmarkStart w:id="4" w:name="_Toc243682974"/>
+      <w:bookmarkStart w:id="4" w:name="_Toc243683410"/>
       <w:r>
         <w:t>References</w:t>
       </w:r>
@@ -5073,7 +5079,7 @@
         <w:pStyle w:val="Heading1"/>
         <w:ind w:left="720" w:hanging="720"/>
       </w:pPr>
-      <w:bookmarkStart w:id="5" w:name="_Toc243682975"/>
+      <w:bookmarkStart w:id="5" w:name="_Toc243683411"/>
       <w:r>
         <w:t>Test Environment and Equipment</w:t>
       </w:r>
@@ -5397,7 +5403,7 @@
         <w:pStyle w:val="Caption"/>
         <w:jc w:val="center"/>
       </w:pPr>
-      <w:bookmarkStart w:id="6" w:name="_Toc243682989"/>
+      <w:bookmarkStart w:id="6" w:name="_Toc243683425"/>
       <w:r>
         <w:rPr>
           <w:rFonts w:ascii="Times New Roman" w:eastAsia="Times New Roman" w:hAnsi="Times New Roman" w:cs="Times New Roman"/>
@@ -5448,7 +5454,7 @@
         <w:pStyle w:val="Heading1"/>
         <w:ind w:left="720" w:hanging="720"/>
       </w:pPr>
-      <w:bookmarkStart w:id="7" w:name="_Toc243682976"/>
+      <w:bookmarkStart w:id="7" w:name="_Toc243683412"/>
       <w:r>
         <w:t>Preconditions</w:t>
       </w:r>
@@ -5507,7 +5513,7 @@
         <w:pStyle w:val="Heading1"/>
         <w:ind w:left="720" w:hanging="720"/>
       </w:pPr>
-      <w:bookmarkStart w:id="8" w:name="_Toc243682977"/>
+      <w:bookmarkStart w:id="8" w:name="_Toc243683413"/>
       <w:r>
         <w:lastRenderedPageBreak/>
         <w:t>Test Cases</w:t>
@@ -5518,7 +5524,7 @@
       <w:pPr>
         <w:pStyle w:val="Heading2"/>
       </w:pPr>
-      <w:bookmarkStart w:id="9" w:name="_Toc243682978"/>
+      <w:bookmarkStart w:id="9" w:name="_Toc243683414"/>
       <w:r>
         <w:t>TC-01: Power-On and Connection</w:t>
       </w:r>
@@ -5890,7 +5896,7 @@
         <w:pStyle w:val="Caption"/>
         <w:jc w:val="center"/>
       </w:pPr>
-      <w:bookmarkStart w:id="10" w:name="_Toc243682990"/>
+      <w:bookmarkStart w:id="10" w:name="_Toc243683426"/>
       <w:r>
         <w:rPr>
           <w:rFonts w:ascii="Times New Roman" w:eastAsia="Times New Roman" w:hAnsi="Times New Roman" w:cs="Times New Roman"/>
@@ -5940,7 +5946,7 @@
       <w:pPr>
         <w:pStyle w:val="Heading2"/>
       </w:pPr>
-      <w:bookmarkStart w:id="11" w:name="_Toc243682979"/>
+      <w:bookmarkStart w:id="11" w:name="_Toc243683415"/>
       <w:r>
         <w:t>TC-02: Continuity Test (Mode 1)</w:t>
       </w:r>
@@ -6335,7 +6341,7 @@
         <w:pStyle w:val="Caption"/>
         <w:jc w:val="center"/>
       </w:pPr>
-      <w:bookmarkStart w:id="12" w:name="_Toc243682991"/>
+      <w:bookmarkStart w:id="12" w:name="_Toc243683427"/>
       <w:r>
         <w:rPr>
           <w:rFonts w:ascii="Times New Roman" w:eastAsia="Times New Roman" w:hAnsi="Times New Roman" w:cs="Times New Roman"/>
@@ -6385,7 +6391,7 @@
       <w:pPr>
         <w:pStyle w:val="Heading2"/>
       </w:pPr>
-      <w:bookmarkStart w:id="13" w:name="_Toc243682980"/>
+      <w:bookmarkStart w:id="13" w:name="_Toc243683416"/>
       <w:r>
         <w:t>TC-03: Resistance Test (Mode 1)</w:t>
       </w:r>
@@ -6779,7 +6785,7 @@
         <w:pStyle w:val="Caption"/>
         <w:jc w:val="center"/>
       </w:pPr>
-      <w:bookmarkStart w:id="14" w:name="_Toc243682992"/>
+      <w:bookmarkStart w:id="14" w:name="_Toc243683428"/>
       <w:r>
         <w:rPr>
           <w:rFonts w:ascii="Times New Roman" w:eastAsia="Times New Roman" w:hAnsi="Times New Roman" w:cs="Times New Roman"/>
@@ -6829,7 +6835,7 @@
       <w:pPr>
         <w:pStyle w:val="Heading2"/>
       </w:pPr>
-      <w:bookmarkStart w:id="15" w:name="_Toc243682981"/>
+      <w:bookmarkStart w:id="15" w:name="_Toc243683417"/>
       <w:r>
         <w:t>TC-04: Fixture Handover</w:t>
       </w:r>
@@ -7201,7 +7207,7 @@
         <w:pStyle w:val="Caption"/>
         <w:jc w:val="center"/>
       </w:pPr>
-      <w:bookmarkStart w:id="16" w:name="_Toc243682993"/>
+      <w:bookmarkStart w:id="16" w:name="_Toc243683429"/>
       <w:r>
         <w:rPr>
           <w:rFonts w:ascii="Times New Roman" w:eastAsia="Times New Roman" w:hAnsi="Times New Roman" w:cs="Times New Roman"/>
@@ -7251,7 +7257,7 @@
       <w:pPr>
         <w:pStyle w:val="Heading2"/>
       </w:pPr>
-      <w:bookmarkStart w:id="17" w:name="_Toc243682982"/>
+      <w:bookmarkStart w:id="17" w:name="_Toc243683418"/>
       <w:r>
         <w:t>TC-05: Insulation Test (Mode 2)</w:t>
       </w:r>
@@ -7645,7 +7651,7 @@
         <w:pStyle w:val="Caption"/>
         <w:jc w:val="center"/>
       </w:pPr>
-      <w:bookmarkStart w:id="18" w:name="_Toc243682994"/>
+      <w:bookmarkStart w:id="18" w:name="_Toc243683430"/>
       <w:r>
         <w:rPr>
           <w:rFonts w:ascii="Times New Roman" w:eastAsia="Times New Roman" w:hAnsi="Times New Roman" w:cs="Times New Roman"/>
@@ -7695,7 +7701,7 @@
       <w:pPr>
         <w:pStyle w:val="Heading2"/>
       </w:pPr>
-      <w:bookmarkStart w:id="19" w:name="_Toc243682983"/>
+      <w:bookmarkStart w:id="19" w:name="_Toc243683419"/>
       <w:r>
         <w:t>TC-06: Abort</w:t>
       </w:r>
@@ -8044,7 +8050,7 @@
         <w:pStyle w:val="Caption"/>
         <w:jc w:val="center"/>
       </w:pPr>
-      <w:bookmarkStart w:id="20" w:name="_Toc243682995"/>
+      <w:bookmarkStart w:id="20" w:name="_Toc243683431"/>
       <w:r>
         <w:rPr>
           <w:rFonts w:ascii="Times New Roman" w:eastAsia="Times New Roman" w:hAnsi="Times New Roman" w:cs="Times New Roman"/>
@@ -8094,7 +8100,7 @@
       <w:pPr>
         <w:pStyle w:val="Heading2"/>
       </w:pPr>
-      <w:bookmarkStart w:id="21" w:name="_Toc243682984"/>
+      <w:bookmarkStart w:id="21" w:name="_Toc243683420"/>
       <w:r>
         <w:t>TC-07: Fault Handling</w:t>
       </w:r>
@@ -8467,7 +8473,7 @@
         <w:pStyle w:val="Caption"/>
         <w:jc w:val="center"/>
       </w:pPr>
-      <w:bookmarkStart w:id="22" w:name="_Toc243682996"/>
+      <w:bookmarkStart w:id="22" w:name="_Toc243683432"/>
       <w:r>
         <w:rPr>
           <w:rFonts w:ascii="Times New Roman" w:eastAsia="Times New Roman" w:hAnsi="Times New Roman" w:cs="Times New Roman"/>
@@ -8517,7 +8523,7 @@
       <w:pPr>
         <w:pStyle w:val="Heading2"/>
       </w:pPr>
-      <w:bookmarkStart w:id="23" w:name="_Toc243682985"/>
+      <w:bookmarkStart w:id="23" w:name="_Toc243683421"/>
       <w:r>
         <w:t>TC-08: Results Export</w:t>
       </w:r>
@@ -8866,7 +8872,7 @@
         <w:pStyle w:val="Caption"/>
         <w:jc w:val="center"/>
       </w:pPr>
-      <w:bookmarkStart w:id="24" w:name="_Toc243682997"/>
+      <w:bookmarkStart w:id="24" w:name="_Toc243683433"/>
       <w:r>
         <w:rPr>
           <w:rFonts w:ascii="Times New Roman" w:eastAsia="Times New Roman" w:hAnsi="Times New Roman" w:cs="Times New Roman"/>
@@ -8917,7 +8923,7 @@
         <w:pStyle w:val="Heading1"/>
         <w:ind w:left="720" w:hanging="720"/>
       </w:pPr>
-      <w:bookmarkStart w:id="25" w:name="_Toc243682986"/>
+      <w:bookmarkStart w:id="25" w:name="_Toc243683422"/>
       <w:r>
         <w:t>Test Completion Summary</w:t>
       </w:r>
@@ -9502,7 +9508,7 @@
         <w:pStyle w:val="Caption"/>
         <w:jc w:val="center"/>
       </w:pPr>
-      <w:bookmarkStart w:id="26" w:name="_Toc243682998"/>
+      <w:bookmarkStart w:id="26" w:name="_Toc243683434"/>
       <w:r>
         <w:rPr>
           <w:rFonts w:ascii="Times New Roman" w:eastAsia="Times New Roman" w:hAnsi="Times New Roman" w:cs="Times New Roman"/>
@@ -9553,7 +9559,7 @@
         <w:pStyle w:val="Heading1"/>
         <w:ind w:left="720" w:hanging="720"/>
       </w:pPr>
-      <w:bookmarkStart w:id="27" w:name="_Toc243682987"/>
+      <w:bookmarkStart w:id="27" w:name="_Toc243683423"/>
       <w:r>
         <w:t>Deviations and Overall Verdict</w:t>
       </w:r>
@@ -9771,7 +9777,7 @@
         <w:pStyle w:val="Caption"/>
         <w:jc w:val="center"/>
       </w:pPr>
-      <w:bookmarkStart w:id="28" w:name="_Toc243682999"/>
+      <w:bookmarkStart w:id="28" w:name="_Toc243683435"/>
       <w:r>
         <w:rPr>
           <w:rFonts w:ascii="Times New Roman" w:eastAsia="Times New Roman" w:hAnsi="Times New Roman" w:cs="Times New Roman"/>
@@ -9853,7 +9859,7 @@
         <w:pStyle w:val="Heading1"/>
         <w:ind w:left="720" w:hanging="720"/>
       </w:pPr>
-      <w:bookmarkStart w:id="29" w:name="_Toc243682988"/>
+      <w:bookmarkStart w:id="29" w:name="_Toc243683424"/>
       <w:r>
         <w:t>Sign-off</w:t>
       </w:r>
@@ -10182,7 +10188,7 @@
         <w:pStyle w:val="Caption"/>
         <w:jc w:val="center"/>
       </w:pPr>
-      <w:bookmarkStart w:id="30" w:name="_Toc243683000"/>
+      <w:bookmarkStart w:id="30" w:name="_Toc243683436"/>
       <w:r>
         <w:rPr>
           <w:rFonts w:ascii="Times New Roman" w:eastAsia="Times New Roman" w:hAnsi="Times New Roman" w:cs="Times New Roman"/>
